--- a/docs/developpement/phases/word/PHASE_15_EXPORT_POUR_LEXPERT_COMPTABLE.docx
+++ b/docs/developpement/phases/word/PHASE_15_EXPORT_POUR_LEXPERT_COMPTABLE.docx
@@ -20,7 +20,7 @@
       <w:r>
         <w:t xml:space="preserve">FlaiX Expert · dossier de développement · généré le 2026-10-04 depuis le dépôt </w:t>
       </w:r>
-      <w:hyperlink w:history="1" r:id="rIddtjvkscysnohtv7qpgi8l">
+      <w:hyperlink w:history="1" r:id="rIdpijgsnbgt5coxmqvt1uvm">
         <w:r>
           <w:rPr>
             <w:rStyle w:val="Hyperlink"/>
@@ -578,7 +578,7 @@
           <w:numId w:val="2"/>
         </w:numPr>
       </w:pPr>
-      <w:hyperlink w:history="1" r:id="rIdd7-w5o1hegiexenyadcxd">
+      <w:hyperlink w:history="1" r:id="rIdmnibxhpwb2dmmo_7eufyl">
         <w:r>
           <w:rPr>
             <w:rStyle w:val="Hyperlink"/>
@@ -598,7 +598,7 @@
           <w:numId w:val="2"/>
         </w:numPr>
       </w:pPr>
-      <w:hyperlink w:history="1" r:id="rIdeafy4ol9xvwpev2yzwxwu">
+      <w:hyperlink w:history="1" r:id="rId3dqiqczvwahd8navfdoqx">
         <w:r>
           <w:rPr>
             <w:rStyle w:val="Hyperlink"/>
@@ -646,7 +646,7 @@
       <w:r>
         <w:t xml:space="preserve"> — créé — </w:t>
       </w:r>
-      <w:hyperlink w:history="1" r:id="rIdz0mzn-rjxs3ixgqkegv24">
+      <w:hyperlink w:history="1" r:id="rIdy4yvtgn_6qfhpmgewyv6o">
         <w:r>
           <w:rPr>
             <w:rStyle w:val="Hyperlink"/>
@@ -683,7 +683,7 @@
       <w:r>
         <w:t xml:space="preserve"> — créé — </w:t>
       </w:r>
-      <w:hyperlink w:history="1" r:id="rId6_4mas0serf5lvxnapzl_">
+      <w:hyperlink w:history="1" r:id="rIdst7kmy7slxhnms15rnmkn">
         <w:r>
           <w:rPr>
             <w:rStyle w:val="Hyperlink"/>
@@ -712,7 +712,7 @@
       <w:r>
         <w:t xml:space="preserve"> — créé — </w:t>
       </w:r>
-      <w:hyperlink w:history="1" r:id="rId21zcrbu7a21drns0viybb">
+      <w:hyperlink w:history="1" r:id="rIddvrptblttni8cmqiiux9k">
         <w:r>
           <w:rPr>
             <w:rStyle w:val="Hyperlink"/>
@@ -749,7 +749,7 @@
       <w:r>
         <w:t xml:space="preserve"> — créé — </w:t>
       </w:r>
-      <w:hyperlink w:history="1" r:id="rIdvtqxjbgecqop2wg6b8icv">
+      <w:hyperlink w:history="1" r:id="rIdznhpem7ltnzahu9u0duab">
         <w:r>
           <w:rPr>
             <w:rStyle w:val="Hyperlink"/>
@@ -778,7 +778,7 @@
       <w:r>
         <w:t xml:space="preserve"> — modifié — </w:t>
       </w:r>
-      <w:hyperlink w:history="1" r:id="rIdlgtp8kc5m1pmualjkfkkf">
+      <w:hyperlink w:history="1" r:id="rIdvhihosqoeuhk42hplaoen">
         <w:r>
           <w:rPr>
             <w:rStyle w:val="Hyperlink"/>
@@ -807,7 +807,7 @@
       <w:r>
         <w:t xml:space="preserve"> — modifié — </w:t>
       </w:r>
-      <w:hyperlink w:history="1" r:id="rIdmm-6m6nfospthdaql-06c">
+      <w:hyperlink w:history="1" r:id="rIddivmgiu3c0r6h2xfulwzz">
         <w:r>
           <w:rPr>
             <w:rStyle w:val="Hyperlink"/>
@@ -844,7 +844,7 @@
       <w:r>
         <w:t xml:space="preserve"> — créé — </w:t>
       </w:r>
-      <w:hyperlink w:history="1" r:id="rIdtvxwjmxnebuef7ivb_cxy">
+      <w:hyperlink w:history="1" r:id="rIdky8vyuasahtzbpi6t33rt">
         <w:r>
           <w:rPr>
             <w:rStyle w:val="Hyperlink"/>
@@ -873,7 +873,7 @@
       <w:r>
         <w:t xml:space="preserve"> — modifié — </w:t>
       </w:r>
-      <w:hyperlink w:history="1" r:id="rId-ceow_mr7xkq3gpqmnvvs">
+      <w:hyperlink w:history="1" r:id="rIdkahjqbjethdhq1mhkhjoy">
         <w:r>
           <w:rPr>
             <w:rStyle w:val="Hyperlink"/>
@@ -910,7 +910,7 @@
       <w:r>
         <w:t xml:space="preserve"> — modifié — </w:t>
       </w:r>
-      <w:hyperlink w:history="1" r:id="rId3_uevyys42dbuclfscdjs">
+      <w:hyperlink w:history="1" r:id="rIdsjni4-0pmgxxc9cayuugn">
         <w:r>
           <w:rPr>
             <w:rStyle w:val="Hyperlink"/>
@@ -939,7 +939,7 @@
       <w:r>
         <w:t xml:space="preserve"> — modifié — </w:t>
       </w:r>
-      <w:hyperlink w:history="1" r:id="rId_it_8xkzwiwpplvfq-ho3">
+      <w:hyperlink w:history="1" r:id="rIdpiy3gvzl-apvm8buwfzen">
         <w:r>
           <w:rPr>
             <w:rStyle w:val="Hyperlink"/>
@@ -968,7 +968,7 @@
       <w:r>
         <w:t xml:space="preserve"> — créé — </w:t>
       </w:r>
-      <w:hyperlink w:history="1" r:id="rIdg77t2m9zdrwydmnspniac">
+      <w:hyperlink w:history="1" r:id="rIdhcyhene0ubq3s0n4ieto8">
         <w:r>
           <w:rPr>
             <w:rStyle w:val="Hyperlink"/>
@@ -1005,7 +1005,7 @@
       <w:r>
         <w:t xml:space="preserve"> — modifié — </w:t>
       </w:r>
-      <w:hyperlink w:history="1" r:id="rIdg0qg24adjlfkr0iothtjb">
+      <w:hyperlink w:history="1" r:id="rIdc3saqizlpxeuvtji3n7fm">
         <w:r>
           <w:rPr>
             <w:rStyle w:val="Hyperlink"/>
@@ -1034,7 +1034,7 @@
       <w:r>
         <w:t xml:space="preserve"> — modifié — </w:t>
       </w:r>
-      <w:hyperlink w:history="1" r:id="rIdqpe2cu_oe8beugzrqizow">
+      <w:hyperlink w:history="1" r:id="rIdahamfbw-aglg88pisehp2">
         <w:r>
           <w:rPr>
             <w:rStyle w:val="Hyperlink"/>
@@ -1063,7 +1063,7 @@
       <w:r>
         <w:t xml:space="preserve"> — modifié — </w:t>
       </w:r>
-      <w:hyperlink w:history="1" r:id="rId7scan1jnxska7adjz3e_j">
+      <w:hyperlink w:history="1" r:id="rIdanm2bwssontgv-jbdal0h">
         <w:r>
           <w:rPr>
             <w:rStyle w:val="Hyperlink"/>

--- a/docs/developpement/phases/word/PHASE_15_EXPORT_POUR_LEXPERT_COMPTABLE.docx
+++ b/docs/developpement/phases/word/PHASE_15_EXPORT_POUR_LEXPERT_COMPTABLE.docx
@@ -20,7 +20,7 @@
       <w:r>
         <w:t xml:space="preserve">FlaiX Expert · dossier de développement · généré le 2026-10-04 depuis le dépôt </w:t>
       </w:r>
-      <w:hyperlink w:history="1" r:id="rIdpijgsnbgt5coxmqvt1uvm">
+      <w:hyperlink w:history="1" r:id="rId2ttgvfs_cmgng2ztjrzx2">
         <w:r>
           <w:rPr>
             <w:rStyle w:val="Hyperlink"/>
@@ -578,7 +578,7 @@
           <w:numId w:val="2"/>
         </w:numPr>
       </w:pPr>
-      <w:hyperlink w:history="1" r:id="rIdmnibxhpwb2dmmo_7eufyl">
+      <w:hyperlink w:history="1" r:id="rIdbv0j3xqrcw4b9yaptu6xo">
         <w:r>
           <w:rPr>
             <w:rStyle w:val="Hyperlink"/>
@@ -598,7 +598,7 @@
           <w:numId w:val="2"/>
         </w:numPr>
       </w:pPr>
-      <w:hyperlink w:history="1" r:id="rId3dqiqczvwahd8navfdoqx">
+      <w:hyperlink w:history="1" r:id="rIddpb66-kdxgh0jk2gyiasg">
         <w:r>
           <w:rPr>
             <w:rStyle w:val="Hyperlink"/>
@@ -646,7 +646,7 @@
       <w:r>
         <w:t xml:space="preserve"> — créé — </w:t>
       </w:r>
-      <w:hyperlink w:history="1" r:id="rIdy4yvtgn_6qfhpmgewyv6o">
+      <w:hyperlink w:history="1" r:id="rIdmuq3tsexkckoi82mnfclk">
         <w:r>
           <w:rPr>
             <w:rStyle w:val="Hyperlink"/>
@@ -683,7 +683,7 @@
       <w:r>
         <w:t xml:space="preserve"> — créé — </w:t>
       </w:r>
-      <w:hyperlink w:history="1" r:id="rIdst7kmy7slxhnms15rnmkn">
+      <w:hyperlink w:history="1" r:id="rIdgrrir1dz2pbeus3six3vt">
         <w:r>
           <w:rPr>
             <w:rStyle w:val="Hyperlink"/>
@@ -712,7 +712,7 @@
       <w:r>
         <w:t xml:space="preserve"> — créé — </w:t>
       </w:r>
-      <w:hyperlink w:history="1" r:id="rIddvrptblttni8cmqiiux9k">
+      <w:hyperlink w:history="1" r:id="rIdsvliry25uri7mjyblq3ky">
         <w:r>
           <w:rPr>
             <w:rStyle w:val="Hyperlink"/>
@@ -749,7 +749,7 @@
       <w:r>
         <w:t xml:space="preserve"> — créé — </w:t>
       </w:r>
-      <w:hyperlink w:history="1" r:id="rIdznhpem7ltnzahu9u0duab">
+      <w:hyperlink w:history="1" r:id="rIdlv7ii6ua9ajcpn36xkqyv">
         <w:r>
           <w:rPr>
             <w:rStyle w:val="Hyperlink"/>
@@ -778,7 +778,7 @@
       <w:r>
         <w:t xml:space="preserve"> — modifié — </w:t>
       </w:r>
-      <w:hyperlink w:history="1" r:id="rIdvhihosqoeuhk42hplaoen">
+      <w:hyperlink w:history="1" r:id="rIdanowgym3ss82yac2vfeke">
         <w:r>
           <w:rPr>
             <w:rStyle w:val="Hyperlink"/>
@@ -807,7 +807,7 @@
       <w:r>
         <w:t xml:space="preserve"> — modifié — </w:t>
       </w:r>
-      <w:hyperlink w:history="1" r:id="rIddivmgiu3c0r6h2xfulwzz">
+      <w:hyperlink w:history="1" r:id="rIdnwzgfli2sztfcomurxyqw">
         <w:r>
           <w:rPr>
             <w:rStyle w:val="Hyperlink"/>
@@ -844,7 +844,7 @@
       <w:r>
         <w:t xml:space="preserve"> — créé — </w:t>
       </w:r>
-      <w:hyperlink w:history="1" r:id="rIdky8vyuasahtzbpi6t33rt">
+      <w:hyperlink w:history="1" r:id="rId-bykvjwgdrhcxmdnxrfu0">
         <w:r>
           <w:rPr>
             <w:rStyle w:val="Hyperlink"/>
@@ -873,7 +873,7 @@
       <w:r>
         <w:t xml:space="preserve"> — modifié — </w:t>
       </w:r>
-      <w:hyperlink w:history="1" r:id="rIdkahjqbjethdhq1mhkhjoy">
+      <w:hyperlink w:history="1" r:id="rIdppio5hunevnkwyezhijdj">
         <w:r>
           <w:rPr>
             <w:rStyle w:val="Hyperlink"/>
@@ -910,7 +910,7 @@
       <w:r>
         <w:t xml:space="preserve"> — modifié — </w:t>
       </w:r>
-      <w:hyperlink w:history="1" r:id="rIdsjni4-0pmgxxc9cayuugn">
+      <w:hyperlink w:history="1" r:id="rId7xruac99ebss6oonuscwr">
         <w:r>
           <w:rPr>
             <w:rStyle w:val="Hyperlink"/>
@@ -939,7 +939,7 @@
       <w:r>
         <w:t xml:space="preserve"> — modifié — </w:t>
       </w:r>
-      <w:hyperlink w:history="1" r:id="rIdpiy3gvzl-apvm8buwfzen">
+      <w:hyperlink w:history="1" r:id="rIdqzzvxp0z489whsmkhbhbj">
         <w:r>
           <w:rPr>
             <w:rStyle w:val="Hyperlink"/>
@@ -968,7 +968,7 @@
       <w:r>
         <w:t xml:space="preserve"> — créé — </w:t>
       </w:r>
-      <w:hyperlink w:history="1" r:id="rIdhcyhene0ubq3s0n4ieto8">
+      <w:hyperlink w:history="1" r:id="rId_kystgv__zmfspcit5r7e">
         <w:r>
           <w:rPr>
             <w:rStyle w:val="Hyperlink"/>
@@ -1005,7 +1005,7 @@
       <w:r>
         <w:t xml:space="preserve"> — modifié — </w:t>
       </w:r>
-      <w:hyperlink w:history="1" r:id="rIdc3saqizlpxeuvtji3n7fm">
+      <w:hyperlink w:history="1" r:id="rIdkmnfmljuujaqod9b-olst">
         <w:r>
           <w:rPr>
             <w:rStyle w:val="Hyperlink"/>
@@ -1034,7 +1034,7 @@
       <w:r>
         <w:t xml:space="preserve"> — modifié — </w:t>
       </w:r>
-      <w:hyperlink w:history="1" r:id="rIdahamfbw-aglg88pisehp2">
+      <w:hyperlink w:history="1" r:id="rIdg1qixyuozbamozg8wjxz8">
         <w:r>
           <w:rPr>
             <w:rStyle w:val="Hyperlink"/>
@@ -1063,7 +1063,7 @@
       <w:r>
         <w:t xml:space="preserve"> — modifié — </w:t>
       </w:r>
-      <w:hyperlink w:history="1" r:id="rIdanm2bwssontgv-jbdal0h">
+      <w:hyperlink w:history="1" r:id="rIdgkaw20dwvjr0mwwkxj8ln">
         <w:r>
           <w:rPr>
             <w:rStyle w:val="Hyperlink"/>

--- a/docs/developpement/phases/word/PHASE_15_EXPORT_POUR_LEXPERT_COMPTABLE.docx
+++ b/docs/developpement/phases/word/PHASE_15_EXPORT_POUR_LEXPERT_COMPTABLE.docx
@@ -20,7 +20,7 @@
       <w:r>
         <w:t xml:space="preserve">FlaiX Expert · dossier de développement · généré le 2026-10-04 depuis le dépôt </w:t>
       </w:r>
-      <w:hyperlink w:history="1" r:id="rId2ttgvfs_cmgng2ztjrzx2">
+      <w:hyperlink w:history="1" r:id="rIdl4q3itywbare1mk-q3tfw">
         <w:r>
           <w:rPr>
             <w:rStyle w:val="Hyperlink"/>
@@ -578,7 +578,7 @@
           <w:numId w:val="2"/>
         </w:numPr>
       </w:pPr>
-      <w:hyperlink w:history="1" r:id="rIdbv0j3xqrcw4b9yaptu6xo">
+      <w:hyperlink w:history="1" r:id="rIdxkpupdayhh4t3mh-j-ss7">
         <w:r>
           <w:rPr>
             <w:rStyle w:val="Hyperlink"/>
@@ -598,7 +598,7 @@
           <w:numId w:val="2"/>
         </w:numPr>
       </w:pPr>
-      <w:hyperlink w:history="1" r:id="rIddpb66-kdxgh0jk2gyiasg">
+      <w:hyperlink w:history="1" r:id="rId_pfwzbjgza4ptt6ra2fp8">
         <w:r>
           <w:rPr>
             <w:rStyle w:val="Hyperlink"/>
@@ -646,7 +646,7 @@
       <w:r>
         <w:t xml:space="preserve"> — créé — </w:t>
       </w:r>
-      <w:hyperlink w:history="1" r:id="rIdmuq3tsexkckoi82mnfclk">
+      <w:hyperlink w:history="1" r:id="rIdzizaveghkovpbaz_xv51q">
         <w:r>
           <w:rPr>
             <w:rStyle w:val="Hyperlink"/>
@@ -683,7 +683,7 @@
       <w:r>
         <w:t xml:space="preserve"> — créé — </w:t>
       </w:r>
-      <w:hyperlink w:history="1" r:id="rIdgrrir1dz2pbeus3six3vt">
+      <w:hyperlink w:history="1" r:id="rIdqbu6qcposdllnz00swdxd">
         <w:r>
           <w:rPr>
             <w:rStyle w:val="Hyperlink"/>
@@ -712,7 +712,7 @@
       <w:r>
         <w:t xml:space="preserve"> — créé — </w:t>
       </w:r>
-      <w:hyperlink w:history="1" r:id="rIdsvliry25uri7mjyblq3ky">
+      <w:hyperlink w:history="1" r:id="rIdo-hv_n-_bag64oo1iwiyq">
         <w:r>
           <w:rPr>
             <w:rStyle w:val="Hyperlink"/>
@@ -749,7 +749,7 @@
       <w:r>
         <w:t xml:space="preserve"> — créé — </w:t>
       </w:r>
-      <w:hyperlink w:history="1" r:id="rIdlv7ii6ua9ajcpn36xkqyv">
+      <w:hyperlink w:history="1" r:id="rIdkiz9yjx01dpolyslahna4">
         <w:r>
           <w:rPr>
             <w:rStyle w:val="Hyperlink"/>
@@ -778,7 +778,7 @@
       <w:r>
         <w:t xml:space="preserve"> — modifié — </w:t>
       </w:r>
-      <w:hyperlink w:history="1" r:id="rIdanowgym3ss82yac2vfeke">
+      <w:hyperlink w:history="1" r:id="rId0nsxd6fdemw9p7x3m-zkj">
         <w:r>
           <w:rPr>
             <w:rStyle w:val="Hyperlink"/>
@@ -807,7 +807,7 @@
       <w:r>
         <w:t xml:space="preserve"> — modifié — </w:t>
       </w:r>
-      <w:hyperlink w:history="1" r:id="rIdnwzgfli2sztfcomurxyqw">
+      <w:hyperlink w:history="1" r:id="rIdcqi7zds2e4r_ivthphyl-">
         <w:r>
           <w:rPr>
             <w:rStyle w:val="Hyperlink"/>
@@ -844,7 +844,7 @@
       <w:r>
         <w:t xml:space="preserve"> — créé — </w:t>
       </w:r>
-      <w:hyperlink w:history="1" r:id="rId-bykvjwgdrhcxmdnxrfu0">
+      <w:hyperlink w:history="1" r:id="rId3aft_d8dznlwldbrhstrw">
         <w:r>
           <w:rPr>
             <w:rStyle w:val="Hyperlink"/>
@@ -873,7 +873,7 @@
       <w:r>
         <w:t xml:space="preserve"> — modifié — </w:t>
       </w:r>
-      <w:hyperlink w:history="1" r:id="rIdppio5hunevnkwyezhijdj">
+      <w:hyperlink w:history="1" r:id="rIdwapedq2jwqoaet_mywtkl">
         <w:r>
           <w:rPr>
             <w:rStyle w:val="Hyperlink"/>
@@ -910,7 +910,7 @@
       <w:r>
         <w:t xml:space="preserve"> — modifié — </w:t>
       </w:r>
-      <w:hyperlink w:history="1" r:id="rId7xruac99ebss6oonuscwr">
+      <w:hyperlink w:history="1" r:id="rIdbpsgdyq97mi-dcta5g2f_">
         <w:r>
           <w:rPr>
             <w:rStyle w:val="Hyperlink"/>
@@ -939,7 +939,7 @@
       <w:r>
         <w:t xml:space="preserve"> — modifié — </w:t>
       </w:r>
-      <w:hyperlink w:history="1" r:id="rIdqzzvxp0z489whsmkhbhbj">
+      <w:hyperlink w:history="1" r:id="rIdxb7soctncgz87zd3hi1vo">
         <w:r>
           <w:rPr>
             <w:rStyle w:val="Hyperlink"/>
@@ -968,7 +968,7 @@
       <w:r>
         <w:t xml:space="preserve"> — créé — </w:t>
       </w:r>
-      <w:hyperlink w:history="1" r:id="rId_kystgv__zmfspcit5r7e">
+      <w:hyperlink w:history="1" r:id="rId43gvdiw2cnfzmunik3lh0">
         <w:r>
           <w:rPr>
             <w:rStyle w:val="Hyperlink"/>
@@ -1005,7 +1005,7 @@
       <w:r>
         <w:t xml:space="preserve"> — modifié — </w:t>
       </w:r>
-      <w:hyperlink w:history="1" r:id="rIdkmnfmljuujaqod9b-olst">
+      <w:hyperlink w:history="1" r:id="rIdo-2qy0jbbatn4ptyvkhyo">
         <w:r>
           <w:rPr>
             <w:rStyle w:val="Hyperlink"/>
@@ -1034,7 +1034,7 @@
       <w:r>
         <w:t xml:space="preserve"> — modifié — </w:t>
       </w:r>
-      <w:hyperlink w:history="1" r:id="rIdg1qixyuozbamozg8wjxz8">
+      <w:hyperlink w:history="1" r:id="rIdbvghvavy-vk1fxrimhl-q">
         <w:r>
           <w:rPr>
             <w:rStyle w:val="Hyperlink"/>
@@ -1063,7 +1063,7 @@
       <w:r>
         <w:t xml:space="preserve"> — modifié — </w:t>
       </w:r>
-      <w:hyperlink w:history="1" r:id="rIdgkaw20dwvjr0mwwkxj8ln">
+      <w:hyperlink w:history="1" r:id="rIdseuhcgmlu0ejj7ztmcxwx">
         <w:r>
           <w:rPr>
             <w:rStyle w:val="Hyperlink"/>

--- a/docs/developpement/phases/word/PHASE_15_EXPORT_POUR_LEXPERT_COMPTABLE.docx
+++ b/docs/developpement/phases/word/PHASE_15_EXPORT_POUR_LEXPERT_COMPTABLE.docx
@@ -20,7 +20,7 @@
       <w:r>
         <w:t xml:space="preserve">FlaiX Expert · dossier de développement · généré le 2026-10-04 depuis le dépôt </w:t>
       </w:r>
-      <w:hyperlink w:history="1" r:id="rIdl4q3itywbare1mk-q3tfw">
+      <w:hyperlink w:history="1" r:id="rIdubfxbjw_d0rj2p9h0ydsn">
         <w:r>
           <w:rPr>
             <w:rStyle w:val="Hyperlink"/>
@@ -578,7 +578,7 @@
           <w:numId w:val="2"/>
         </w:numPr>
       </w:pPr>
-      <w:hyperlink w:history="1" r:id="rIdxkpupdayhh4t3mh-j-ss7">
+      <w:hyperlink w:history="1" r:id="rIdjsf1ww6w5dvyridktkx0u">
         <w:r>
           <w:rPr>
             <w:rStyle w:val="Hyperlink"/>
@@ -598,7 +598,7 @@
           <w:numId w:val="2"/>
         </w:numPr>
       </w:pPr>
-      <w:hyperlink w:history="1" r:id="rId_pfwzbjgza4ptt6ra2fp8">
+      <w:hyperlink w:history="1" r:id="rIdou2rw0n1t0qzzbattofmw">
         <w:r>
           <w:rPr>
             <w:rStyle w:val="Hyperlink"/>
@@ -646,7 +646,7 @@
       <w:r>
         <w:t xml:space="preserve"> — créé — </w:t>
       </w:r>
-      <w:hyperlink w:history="1" r:id="rIdzizaveghkovpbaz_xv51q">
+      <w:hyperlink w:history="1" r:id="rIdo_cvmclwsy-0haffdkcsu">
         <w:r>
           <w:rPr>
             <w:rStyle w:val="Hyperlink"/>
@@ -683,7 +683,7 @@
       <w:r>
         <w:t xml:space="preserve"> — créé — </w:t>
       </w:r>
-      <w:hyperlink w:history="1" r:id="rIdqbu6qcposdllnz00swdxd">
+      <w:hyperlink w:history="1" r:id="rIdtzae1layyslf7yqzdpfsy">
         <w:r>
           <w:rPr>
             <w:rStyle w:val="Hyperlink"/>
@@ -712,7 +712,7 @@
       <w:r>
         <w:t xml:space="preserve"> — créé — </w:t>
       </w:r>
-      <w:hyperlink w:history="1" r:id="rIdo-hv_n-_bag64oo1iwiyq">
+      <w:hyperlink w:history="1" r:id="rIdwch7rdo6rq4byga5hsitn">
         <w:r>
           <w:rPr>
             <w:rStyle w:val="Hyperlink"/>
@@ -749,7 +749,7 @@
       <w:r>
         <w:t xml:space="preserve"> — créé — </w:t>
       </w:r>
-      <w:hyperlink w:history="1" r:id="rIdkiz9yjx01dpolyslahna4">
+      <w:hyperlink w:history="1" r:id="rIdijolagfbgvehj8op8fnkk">
         <w:r>
           <w:rPr>
             <w:rStyle w:val="Hyperlink"/>
@@ -778,7 +778,7 @@
       <w:r>
         <w:t xml:space="preserve"> — modifié — </w:t>
       </w:r>
-      <w:hyperlink w:history="1" r:id="rId0nsxd6fdemw9p7x3m-zkj">
+      <w:hyperlink w:history="1" r:id="rId3xv6_4tlfkvgdijmrmeea">
         <w:r>
           <w:rPr>
             <w:rStyle w:val="Hyperlink"/>
@@ -807,7 +807,7 @@
       <w:r>
         <w:t xml:space="preserve"> — modifié — </w:t>
       </w:r>
-      <w:hyperlink w:history="1" r:id="rIdcqi7zds2e4r_ivthphyl-">
+      <w:hyperlink w:history="1" r:id="rIdwk9npymw2qjjrj7sptemc">
         <w:r>
           <w:rPr>
             <w:rStyle w:val="Hyperlink"/>
@@ -844,7 +844,7 @@
       <w:r>
         <w:t xml:space="preserve"> — créé — </w:t>
       </w:r>
-      <w:hyperlink w:history="1" r:id="rId3aft_d8dznlwldbrhstrw">
+      <w:hyperlink w:history="1" r:id="rIdqg9smkqfrkjhyhlvclvyw">
         <w:r>
           <w:rPr>
             <w:rStyle w:val="Hyperlink"/>
@@ -873,7 +873,7 @@
       <w:r>
         <w:t xml:space="preserve"> — modifié — </w:t>
       </w:r>
-      <w:hyperlink w:history="1" r:id="rIdwapedq2jwqoaet_mywtkl">
+      <w:hyperlink w:history="1" r:id="rIdj72yng-dype5e-uwrg2f2">
         <w:r>
           <w:rPr>
             <w:rStyle w:val="Hyperlink"/>
@@ -910,7 +910,7 @@
       <w:r>
         <w:t xml:space="preserve"> — modifié — </w:t>
       </w:r>
-      <w:hyperlink w:history="1" r:id="rIdbpsgdyq97mi-dcta5g2f_">
+      <w:hyperlink w:history="1" r:id="rId8arxhxekudbqewgu9nmwg">
         <w:r>
           <w:rPr>
             <w:rStyle w:val="Hyperlink"/>
@@ -939,7 +939,7 @@
       <w:r>
         <w:t xml:space="preserve"> — modifié — </w:t>
       </w:r>
-      <w:hyperlink w:history="1" r:id="rIdxb7soctncgz87zd3hi1vo">
+      <w:hyperlink w:history="1" r:id="rId9k64_kd6fqfidgx0ptldy">
         <w:r>
           <w:rPr>
             <w:rStyle w:val="Hyperlink"/>
@@ -968,7 +968,7 @@
       <w:r>
         <w:t xml:space="preserve"> — créé — </w:t>
       </w:r>
-      <w:hyperlink w:history="1" r:id="rId43gvdiw2cnfzmunik3lh0">
+      <w:hyperlink w:history="1" r:id="rId-sqya0d3ikbapuwlwvca5">
         <w:r>
           <w:rPr>
             <w:rStyle w:val="Hyperlink"/>
@@ -1005,7 +1005,7 @@
       <w:r>
         <w:t xml:space="preserve"> — modifié — </w:t>
       </w:r>
-      <w:hyperlink w:history="1" r:id="rIdo-2qy0jbbatn4ptyvkhyo">
+      <w:hyperlink w:history="1" r:id="rIdxyxd6tzqvzouzxglybmga">
         <w:r>
           <w:rPr>
             <w:rStyle w:val="Hyperlink"/>
@@ -1034,7 +1034,7 @@
       <w:r>
         <w:t xml:space="preserve"> — modifié — </w:t>
       </w:r>
-      <w:hyperlink w:history="1" r:id="rIdbvghvavy-vk1fxrimhl-q">
+      <w:hyperlink w:history="1" r:id="rIdj0ajefbbp53c8bt1ezbzw">
         <w:r>
           <w:rPr>
             <w:rStyle w:val="Hyperlink"/>
@@ -1063,7 +1063,7 @@
       <w:r>
         <w:t xml:space="preserve"> — modifié — </w:t>
       </w:r>
-      <w:hyperlink w:history="1" r:id="rIdseuhcgmlu0ejj7ztmcxwx">
+      <w:hyperlink w:history="1" r:id="rIdgqgvxtr4um5ec4611b7p_">
         <w:r>
           <w:rPr>
             <w:rStyle w:val="Hyperlink"/>
@@ -1119,7 +1119,7 @@
         </w:numPr>
       </w:pPr>
       <w:r>
-        <w:t xml:space="preserve">le mois du match est proposé ; le Z porte les ventes, la TVA par taux et l'écart du tiroir</w:t>
+        <w:t xml:space="preserve">le mois de l'événement est proposé ; le Z porte les ventes, la TVA par taux et l'écart du tiroir</w:t>
       </w:r>
     </w:p>
     <w:p>
@@ -1159,7 +1159,7 @@
         </w:numPr>
       </w:pPr>
       <w:r>
-        <w:t xml:space="preserve">récapitulatif : une ligne par match et le total ; définitif une fois le mois clôturé</w:t>
+        <w:t xml:space="preserve">récapitulatif : une ligne par événement et le total ; définitif une fois le mois clôturé</w:t>
       </w:r>
     </w:p>
     <w:p>
@@ -1171,7 +1171,7 @@
         </w:numPr>
       </w:pPr>
       <w:r>
-        <w:t xml:space="preserve">un mois sans match clos n'a rien à exporter</w:t>
+        <w:t xml:space="preserve">un mois sans événement clos n'a rien à exporter</w:t>
       </w:r>
     </w:p>
     <w:p>
@@ -1305,7 +1305,7 @@
         </w:numPr>
       </w:pPr>
       <w:r>
-        <w:t xml:space="preserve">les pièces sont dans l'ordre des matchs ; débit total = crédit total</w:t>
+        <w:t xml:space="preserve">les pièces sont dans l'ordre des événements ; débit total = crédit total</w:t>
       </w:r>
     </w:p>
     <w:p>
@@ -1353,7 +1353,7 @@
         </w:numPr>
       </w:pPr>
       <w:r>
-        <w:t xml:space="preserve">récapitulatif : une colonne HT et TVA par taux présent, une ligne par match, une ligne de total</w:t>
+        <w:t xml:space="preserve">récapitulatif : une colonne HT et TVA par taux présent, une ligne par événement, une ligne de total</w:t>
       </w:r>
     </w:p>
     <w:p>

--- a/docs/developpement/phases/word/PHASE_15_EXPORT_POUR_LEXPERT_COMPTABLE.docx
+++ b/docs/developpement/phases/word/PHASE_15_EXPORT_POUR_LEXPERT_COMPTABLE.docx
@@ -20,7 +20,7 @@
       <w:r>
         <w:t xml:space="preserve">FlaiX Expert · dossier de développement · généré le 2026-10-04 depuis le dépôt </w:t>
       </w:r>
-      <w:hyperlink w:history="1" r:id="rIdubfxbjw_d0rj2p9h0ydsn">
+      <w:hyperlink w:history="1" r:id="rIdyt2m8s0ybjzddqrmqyzs6">
         <w:r>
           <w:rPr>
             <w:rStyle w:val="Hyperlink"/>
@@ -578,7 +578,7 @@
           <w:numId w:val="2"/>
         </w:numPr>
       </w:pPr>
-      <w:hyperlink w:history="1" r:id="rIdjsf1ww6w5dvyridktkx0u">
+      <w:hyperlink w:history="1" r:id="rIdvnomxdzff08t-pvcxl60c">
         <w:r>
           <w:rPr>
             <w:rStyle w:val="Hyperlink"/>
@@ -598,7 +598,7 @@
           <w:numId w:val="2"/>
         </w:numPr>
       </w:pPr>
-      <w:hyperlink w:history="1" r:id="rIdou2rw0n1t0qzzbattofmw">
+      <w:hyperlink w:history="1" r:id="rIdnkqgnwbnobgkw863yjgim">
         <w:r>
           <w:rPr>
             <w:rStyle w:val="Hyperlink"/>
@@ -646,7 +646,7 @@
       <w:r>
         <w:t xml:space="preserve"> — créé — </w:t>
       </w:r>
-      <w:hyperlink w:history="1" r:id="rIdo_cvmclwsy-0haffdkcsu">
+      <w:hyperlink w:history="1" r:id="rIdnzujlvx9jpyx9h-uatfwg">
         <w:r>
           <w:rPr>
             <w:rStyle w:val="Hyperlink"/>
@@ -683,7 +683,7 @@
       <w:r>
         <w:t xml:space="preserve"> — créé — </w:t>
       </w:r>
-      <w:hyperlink w:history="1" r:id="rIdtzae1layyslf7yqzdpfsy">
+      <w:hyperlink w:history="1" r:id="rId75lnotaeaoeinkcweqqyd">
         <w:r>
           <w:rPr>
             <w:rStyle w:val="Hyperlink"/>
@@ -712,7 +712,7 @@
       <w:r>
         <w:t xml:space="preserve"> — créé — </w:t>
       </w:r>
-      <w:hyperlink w:history="1" r:id="rIdwch7rdo6rq4byga5hsitn">
+      <w:hyperlink w:history="1" r:id="rIde4gtefcnj4fwkn78iokdf">
         <w:r>
           <w:rPr>
             <w:rStyle w:val="Hyperlink"/>
@@ -749,7 +749,7 @@
       <w:r>
         <w:t xml:space="preserve"> — créé — </w:t>
       </w:r>
-      <w:hyperlink w:history="1" r:id="rIdijolagfbgvehj8op8fnkk">
+      <w:hyperlink w:history="1" r:id="rIduqywrdd5f-y2mhg6qilxs">
         <w:r>
           <w:rPr>
             <w:rStyle w:val="Hyperlink"/>
@@ -778,7 +778,7 @@
       <w:r>
         <w:t xml:space="preserve"> — modifié — </w:t>
       </w:r>
-      <w:hyperlink w:history="1" r:id="rId3xv6_4tlfkvgdijmrmeea">
+      <w:hyperlink w:history="1" r:id="rId4asrqvdpc9pbgtif77rtl">
         <w:r>
           <w:rPr>
             <w:rStyle w:val="Hyperlink"/>
@@ -807,7 +807,7 @@
       <w:r>
         <w:t xml:space="preserve"> — modifié — </w:t>
       </w:r>
-      <w:hyperlink w:history="1" r:id="rIdwk9npymw2qjjrj7sptemc">
+      <w:hyperlink w:history="1" r:id="rId48ggsh-ouo6k3frdipr9h">
         <w:r>
           <w:rPr>
             <w:rStyle w:val="Hyperlink"/>
@@ -844,7 +844,7 @@
       <w:r>
         <w:t xml:space="preserve"> — créé — </w:t>
       </w:r>
-      <w:hyperlink w:history="1" r:id="rIdqg9smkqfrkjhyhlvclvyw">
+      <w:hyperlink w:history="1" r:id="rIdoxcqbz18-kcmk5bef4g_z">
         <w:r>
           <w:rPr>
             <w:rStyle w:val="Hyperlink"/>
@@ -873,7 +873,7 @@
       <w:r>
         <w:t xml:space="preserve"> — modifié — </w:t>
       </w:r>
-      <w:hyperlink w:history="1" r:id="rIdj72yng-dype5e-uwrg2f2">
+      <w:hyperlink w:history="1" r:id="rIdrwbntlu_xg9hglsusl6mg">
         <w:r>
           <w:rPr>
             <w:rStyle w:val="Hyperlink"/>
@@ -910,7 +910,7 @@
       <w:r>
         <w:t xml:space="preserve"> — modifié — </w:t>
       </w:r>
-      <w:hyperlink w:history="1" r:id="rId8arxhxekudbqewgu9nmwg">
+      <w:hyperlink w:history="1" r:id="rId49xhttfkygkk-y_hvvwct">
         <w:r>
           <w:rPr>
             <w:rStyle w:val="Hyperlink"/>
@@ -939,7 +939,7 @@
       <w:r>
         <w:t xml:space="preserve"> — modifié — </w:t>
       </w:r>
-      <w:hyperlink w:history="1" r:id="rId9k64_kd6fqfidgx0ptldy">
+      <w:hyperlink w:history="1" r:id="rId-swj758bv0xgip5rmlbcv">
         <w:r>
           <w:rPr>
             <w:rStyle w:val="Hyperlink"/>
@@ -968,7 +968,7 @@
       <w:r>
         <w:t xml:space="preserve"> — créé — </w:t>
       </w:r>
-      <w:hyperlink w:history="1" r:id="rId-sqya0d3ikbapuwlwvca5">
+      <w:hyperlink w:history="1" r:id="rIdi-m0a2rz4blrwv0avlkrd">
         <w:r>
           <w:rPr>
             <w:rStyle w:val="Hyperlink"/>
@@ -1005,7 +1005,7 @@
       <w:r>
         <w:t xml:space="preserve"> — modifié — </w:t>
       </w:r>
-      <w:hyperlink w:history="1" r:id="rIdxyxd6tzqvzouzxglybmga">
+      <w:hyperlink w:history="1" r:id="rIdzk1hfcsxzj45dl2crkco6">
         <w:r>
           <w:rPr>
             <w:rStyle w:val="Hyperlink"/>
@@ -1034,7 +1034,7 @@
       <w:r>
         <w:t xml:space="preserve"> — modifié — </w:t>
       </w:r>
-      <w:hyperlink w:history="1" r:id="rIdj0ajefbbp53c8bt1ezbzw">
+      <w:hyperlink w:history="1" r:id="rIdkw4sqqgvzhwout9ymtkld">
         <w:r>
           <w:rPr>
             <w:rStyle w:val="Hyperlink"/>
@@ -1063,7 +1063,7 @@
       <w:r>
         <w:t xml:space="preserve"> — modifié — </w:t>
       </w:r>
-      <w:hyperlink w:history="1" r:id="rIdgqgvxtr4um5ec4611b7p_">
+      <w:hyperlink w:history="1" r:id="rIdjer46clzsjumgzgyjpffb">
         <w:r>
           <w:rPr>
             <w:rStyle w:val="Hyperlink"/>

--- a/docs/developpement/phases/word/PHASE_15_EXPORT_POUR_LEXPERT_COMPTABLE.docx
+++ b/docs/developpement/phases/word/PHASE_15_EXPORT_POUR_LEXPERT_COMPTABLE.docx
@@ -20,7 +20,7 @@
       <w:r>
         <w:t xml:space="preserve">FlaiX Expert · dossier de développement · généré le 2026-10-04 depuis le dépôt </w:t>
       </w:r>
-      <w:hyperlink w:history="1" r:id="rIdyt2m8s0ybjzddqrmqyzs6">
+      <w:hyperlink w:history="1" r:id="rIdn-9wrxt3muvodxkz3_sgc">
         <w:r>
           <w:rPr>
             <w:rStyle w:val="Hyperlink"/>
@@ -578,7 +578,7 @@
           <w:numId w:val="2"/>
         </w:numPr>
       </w:pPr>
-      <w:hyperlink w:history="1" r:id="rIdvnomxdzff08t-pvcxl60c">
+      <w:hyperlink w:history="1" r:id="rIdy_ll2mge8j6uazgzp4vtv">
         <w:r>
           <w:rPr>
             <w:rStyle w:val="Hyperlink"/>
@@ -598,7 +598,7 @@
           <w:numId w:val="2"/>
         </w:numPr>
       </w:pPr>
-      <w:hyperlink w:history="1" r:id="rIdnkqgnwbnobgkw863yjgim">
+      <w:hyperlink w:history="1" r:id="rIdvtzq5o_pfw27bc8i8yjr2">
         <w:r>
           <w:rPr>
             <w:rStyle w:val="Hyperlink"/>
@@ -646,7 +646,7 @@
       <w:r>
         <w:t xml:space="preserve"> — créé — </w:t>
       </w:r>
-      <w:hyperlink w:history="1" r:id="rIdnzujlvx9jpyx9h-uatfwg">
+      <w:hyperlink w:history="1" r:id="rIdqs2ltpduin06azhficqnx">
         <w:r>
           <w:rPr>
             <w:rStyle w:val="Hyperlink"/>
@@ -683,7 +683,7 @@
       <w:r>
         <w:t xml:space="preserve"> — créé — </w:t>
       </w:r>
-      <w:hyperlink w:history="1" r:id="rId75lnotaeaoeinkcweqqyd">
+      <w:hyperlink w:history="1" r:id="rIdha1s5iufdlpbajhyz7s5w">
         <w:r>
           <w:rPr>
             <w:rStyle w:val="Hyperlink"/>
@@ -712,7 +712,7 @@
       <w:r>
         <w:t xml:space="preserve"> — créé — </w:t>
       </w:r>
-      <w:hyperlink w:history="1" r:id="rIde4gtefcnj4fwkn78iokdf">
+      <w:hyperlink w:history="1" r:id="rIdbvudnrf4-ffdhxeegdkmt">
         <w:r>
           <w:rPr>
             <w:rStyle w:val="Hyperlink"/>
@@ -749,7 +749,7 @@
       <w:r>
         <w:t xml:space="preserve"> — créé — </w:t>
       </w:r>
-      <w:hyperlink w:history="1" r:id="rIduqywrdd5f-y2mhg6qilxs">
+      <w:hyperlink w:history="1" r:id="rIdebzanho7mvk_5d7gaj1ja">
         <w:r>
           <w:rPr>
             <w:rStyle w:val="Hyperlink"/>
@@ -778,7 +778,7 @@
       <w:r>
         <w:t xml:space="preserve"> — modifié — </w:t>
       </w:r>
-      <w:hyperlink w:history="1" r:id="rId4asrqvdpc9pbgtif77rtl">
+      <w:hyperlink w:history="1" r:id="rId4cf1abpurmbffunsj9x-5">
         <w:r>
           <w:rPr>
             <w:rStyle w:val="Hyperlink"/>
@@ -807,7 +807,7 @@
       <w:r>
         <w:t xml:space="preserve"> — modifié — </w:t>
       </w:r>
-      <w:hyperlink w:history="1" r:id="rId48ggsh-ouo6k3frdipr9h">
+      <w:hyperlink w:history="1" r:id="rIdxnje_jm9gpasmdlr7w-xt">
         <w:r>
           <w:rPr>
             <w:rStyle w:val="Hyperlink"/>
@@ -844,7 +844,7 @@
       <w:r>
         <w:t xml:space="preserve"> — créé — </w:t>
       </w:r>
-      <w:hyperlink w:history="1" r:id="rIdoxcqbz18-kcmk5bef4g_z">
+      <w:hyperlink w:history="1" r:id="rIdsnjtw8w8mpp0_tsun7uwi">
         <w:r>
           <w:rPr>
             <w:rStyle w:val="Hyperlink"/>
@@ -873,7 +873,7 @@
       <w:r>
         <w:t xml:space="preserve"> — modifié — </w:t>
       </w:r>
-      <w:hyperlink w:history="1" r:id="rIdrwbntlu_xg9hglsusl6mg">
+      <w:hyperlink w:history="1" r:id="rIddzu-_kjtcyyxwvy1k0cr3">
         <w:r>
           <w:rPr>
             <w:rStyle w:val="Hyperlink"/>
@@ -910,7 +910,7 @@
       <w:r>
         <w:t xml:space="preserve"> — modifié — </w:t>
       </w:r>
-      <w:hyperlink w:history="1" r:id="rId49xhttfkygkk-y_hvvwct">
+      <w:hyperlink w:history="1" r:id="rId815-zso92npn1saeoqwgp">
         <w:r>
           <w:rPr>
             <w:rStyle w:val="Hyperlink"/>
@@ -939,7 +939,7 @@
       <w:r>
         <w:t xml:space="preserve"> — modifié — </w:t>
       </w:r>
-      <w:hyperlink w:history="1" r:id="rId-swj758bv0xgip5rmlbcv">
+      <w:hyperlink w:history="1" r:id="rId0igd6mbxbewajbmm3udyh">
         <w:r>
           <w:rPr>
             <w:rStyle w:val="Hyperlink"/>
@@ -968,7 +968,7 @@
       <w:r>
         <w:t xml:space="preserve"> — créé — </w:t>
       </w:r>
-      <w:hyperlink w:history="1" r:id="rIdi-m0a2rz4blrwv0avlkrd">
+      <w:hyperlink w:history="1" r:id="rIdcrawkvxhthfrhurhc66qs">
         <w:r>
           <w:rPr>
             <w:rStyle w:val="Hyperlink"/>
@@ -1005,7 +1005,7 @@
       <w:r>
         <w:t xml:space="preserve"> — modifié — </w:t>
       </w:r>
-      <w:hyperlink w:history="1" r:id="rIdzk1hfcsxzj45dl2crkco6">
+      <w:hyperlink w:history="1" r:id="rIdnrsdrptjdx8qjrfvpywhm">
         <w:r>
           <w:rPr>
             <w:rStyle w:val="Hyperlink"/>
@@ -1034,7 +1034,7 @@
       <w:r>
         <w:t xml:space="preserve"> — modifié — </w:t>
       </w:r>
-      <w:hyperlink w:history="1" r:id="rIdkw4sqqgvzhwout9ymtkld">
+      <w:hyperlink w:history="1" r:id="rIdaculequfswjg_ikpjjude">
         <w:r>
           <w:rPr>
             <w:rStyle w:val="Hyperlink"/>
@@ -1063,7 +1063,7 @@
       <w:r>
         <w:t xml:space="preserve"> — modifié — </w:t>
       </w:r>
-      <w:hyperlink w:history="1" r:id="rIdjer46clzsjumgzgyjpffb">
+      <w:hyperlink w:history="1" r:id="rIdjqdbnn7i30ojdeuuwxqgp">
         <w:r>
           <w:rPr>
             <w:rStyle w:val="Hyperlink"/>

--- a/docs/developpement/phases/word/PHASE_15_EXPORT_POUR_LEXPERT_COMPTABLE.docx
+++ b/docs/developpement/phases/word/PHASE_15_EXPORT_POUR_LEXPERT_COMPTABLE.docx
@@ -20,7 +20,7 @@
       <w:r>
         <w:t xml:space="preserve">FlaiX Expert · dossier de développement · généré le 2026-10-04 depuis le dépôt </w:t>
       </w:r>
-      <w:hyperlink w:history="1" r:id="rIdn-9wrxt3muvodxkz3_sgc">
+      <w:hyperlink w:history="1" r:id="rIdgttgf6l2dkjlcezuxlztu">
         <w:r>
           <w:rPr>
             <w:rStyle w:val="Hyperlink"/>
@@ -578,7 +578,7 @@
           <w:numId w:val="2"/>
         </w:numPr>
       </w:pPr>
-      <w:hyperlink w:history="1" r:id="rIdy_ll2mge8j6uazgzp4vtv">
+      <w:hyperlink w:history="1" r:id="rIdsh3dmx2ndcenupyceftbk">
         <w:r>
           <w:rPr>
             <w:rStyle w:val="Hyperlink"/>
@@ -598,7 +598,7 @@
           <w:numId w:val="2"/>
         </w:numPr>
       </w:pPr>
-      <w:hyperlink w:history="1" r:id="rIdvtzq5o_pfw27bc8i8yjr2">
+      <w:hyperlink w:history="1" r:id="rIdu7etz6vgjlrlfldlufphd">
         <w:r>
           <w:rPr>
             <w:rStyle w:val="Hyperlink"/>
@@ -646,7 +646,7 @@
       <w:r>
         <w:t xml:space="preserve"> — créé — </w:t>
       </w:r>
-      <w:hyperlink w:history="1" r:id="rIdqs2ltpduin06azhficqnx">
+      <w:hyperlink w:history="1" r:id="rIdo65pgkc3zwo_bidubah7y">
         <w:r>
           <w:rPr>
             <w:rStyle w:val="Hyperlink"/>
@@ -683,7 +683,7 @@
       <w:r>
         <w:t xml:space="preserve"> — créé — </w:t>
       </w:r>
-      <w:hyperlink w:history="1" r:id="rIdha1s5iufdlpbajhyz7s5w">
+      <w:hyperlink w:history="1" r:id="rIda6w0wg92g8eiyq2w6kddo">
         <w:r>
           <w:rPr>
             <w:rStyle w:val="Hyperlink"/>
@@ -712,7 +712,7 @@
       <w:r>
         <w:t xml:space="preserve"> — créé — </w:t>
       </w:r>
-      <w:hyperlink w:history="1" r:id="rIdbvudnrf4-ffdhxeegdkmt">
+      <w:hyperlink w:history="1" r:id="rIdn5pywtwly7wp2jzhxvf2f">
         <w:r>
           <w:rPr>
             <w:rStyle w:val="Hyperlink"/>
@@ -749,7 +749,7 @@
       <w:r>
         <w:t xml:space="preserve"> — créé — </w:t>
       </w:r>
-      <w:hyperlink w:history="1" r:id="rIdebzanho7mvk_5d7gaj1ja">
+      <w:hyperlink w:history="1" r:id="rId4uuftmvkwgdl8lewbs9vc">
         <w:r>
           <w:rPr>
             <w:rStyle w:val="Hyperlink"/>
@@ -778,7 +778,7 @@
       <w:r>
         <w:t xml:space="preserve"> — modifié — </w:t>
       </w:r>
-      <w:hyperlink w:history="1" r:id="rId4cf1abpurmbffunsj9x-5">
+      <w:hyperlink w:history="1" r:id="rId5ysyluvb4ccabvymnjf-s">
         <w:r>
           <w:rPr>
             <w:rStyle w:val="Hyperlink"/>
@@ -807,7 +807,7 @@
       <w:r>
         <w:t xml:space="preserve"> — modifié — </w:t>
       </w:r>
-      <w:hyperlink w:history="1" r:id="rIdxnje_jm9gpasmdlr7w-xt">
+      <w:hyperlink w:history="1" r:id="rIdrf8yechbjvfkri-sle85w">
         <w:r>
           <w:rPr>
             <w:rStyle w:val="Hyperlink"/>
@@ -844,7 +844,7 @@
       <w:r>
         <w:t xml:space="preserve"> — créé — </w:t>
       </w:r>
-      <w:hyperlink w:history="1" r:id="rIdsnjtw8w8mpp0_tsun7uwi">
+      <w:hyperlink w:history="1" r:id="rIdzbqa1trayyjmg9up5comm">
         <w:r>
           <w:rPr>
             <w:rStyle w:val="Hyperlink"/>
@@ -873,7 +873,7 @@
       <w:r>
         <w:t xml:space="preserve"> — modifié — </w:t>
       </w:r>
-      <w:hyperlink w:history="1" r:id="rIddzu-_kjtcyyxwvy1k0cr3">
+      <w:hyperlink w:history="1" r:id="rId4heb_xsbitdqb6zw7itey">
         <w:r>
           <w:rPr>
             <w:rStyle w:val="Hyperlink"/>
@@ -910,7 +910,7 @@
       <w:r>
         <w:t xml:space="preserve"> — modifié — </w:t>
       </w:r>
-      <w:hyperlink w:history="1" r:id="rId815-zso92npn1saeoqwgp">
+      <w:hyperlink w:history="1" r:id="rIdfr9nzvoc9oncvsni7mokl">
         <w:r>
           <w:rPr>
             <w:rStyle w:val="Hyperlink"/>
@@ -939,7 +939,7 @@
       <w:r>
         <w:t xml:space="preserve"> — modifié — </w:t>
       </w:r>
-      <w:hyperlink w:history="1" r:id="rId0igd6mbxbewajbmm3udyh">
+      <w:hyperlink w:history="1" r:id="rIdyovghvs4ksaxwfr1rruv9">
         <w:r>
           <w:rPr>
             <w:rStyle w:val="Hyperlink"/>
@@ -968,7 +968,7 @@
       <w:r>
         <w:t xml:space="preserve"> — créé — </w:t>
       </w:r>
-      <w:hyperlink w:history="1" r:id="rIdcrawkvxhthfrhurhc66qs">
+      <w:hyperlink w:history="1" r:id="rIdgyo0xwzzr1rzplk3wbiob">
         <w:r>
           <w:rPr>
             <w:rStyle w:val="Hyperlink"/>
@@ -1005,7 +1005,7 @@
       <w:r>
         <w:t xml:space="preserve"> — modifié — </w:t>
       </w:r>
-      <w:hyperlink w:history="1" r:id="rIdnrsdrptjdx8qjrfvpywhm">
+      <w:hyperlink w:history="1" r:id="rId0gjvrhulvfbcmxpsf0v7e">
         <w:r>
           <w:rPr>
             <w:rStyle w:val="Hyperlink"/>
@@ -1034,7 +1034,7 @@
       <w:r>
         <w:t xml:space="preserve"> — modifié — </w:t>
       </w:r>
-      <w:hyperlink w:history="1" r:id="rIdaculequfswjg_ikpjjude">
+      <w:hyperlink w:history="1" r:id="rIdqwgp1jf-5_asmyi-cj4f1">
         <w:r>
           <w:rPr>
             <w:rStyle w:val="Hyperlink"/>
@@ -1063,7 +1063,7 @@
       <w:r>
         <w:t xml:space="preserve"> — modifié — </w:t>
       </w:r>
-      <w:hyperlink w:history="1" r:id="rIdjqdbnn7i30ojdeuuwxqgp">
+      <w:hyperlink w:history="1" r:id="rIdqvi4-8goflky84tdsa8bl">
         <w:r>
           <w:rPr>
             <w:rStyle w:val="Hyperlink"/>

--- a/docs/developpement/phases/word/PHASE_15_EXPORT_POUR_LEXPERT_COMPTABLE.docx
+++ b/docs/developpement/phases/word/PHASE_15_EXPORT_POUR_LEXPERT_COMPTABLE.docx
@@ -20,7 +20,7 @@
       <w:r>
         <w:t xml:space="preserve">FlaiX Expert · dossier de développement · généré le 2026-10-04 depuis le dépôt </w:t>
       </w:r>
-      <w:hyperlink w:history="1" r:id="rIdgttgf6l2dkjlcezuxlztu">
+      <w:hyperlink w:history="1" r:id="rIdvserete3rge2e5bl69ncr">
         <w:r>
           <w:rPr>
             <w:rStyle w:val="Hyperlink"/>
@@ -578,7 +578,7 @@
           <w:numId w:val="2"/>
         </w:numPr>
       </w:pPr>
-      <w:hyperlink w:history="1" r:id="rIdsh3dmx2ndcenupyceftbk">
+      <w:hyperlink w:history="1" r:id="rId7mrro27bmv0vvmc3y-mev">
         <w:r>
           <w:rPr>
             <w:rStyle w:val="Hyperlink"/>
@@ -598,7 +598,7 @@
           <w:numId w:val="2"/>
         </w:numPr>
       </w:pPr>
-      <w:hyperlink w:history="1" r:id="rIdu7etz6vgjlrlfldlufphd">
+      <w:hyperlink w:history="1" r:id="rId1i2gicoenrd57ixzhknmp">
         <w:r>
           <w:rPr>
             <w:rStyle w:val="Hyperlink"/>
@@ -646,7 +646,7 @@
       <w:r>
         <w:t xml:space="preserve"> — créé — </w:t>
       </w:r>
-      <w:hyperlink w:history="1" r:id="rIdo65pgkc3zwo_bidubah7y">
+      <w:hyperlink w:history="1" r:id="rIdpyz4-98tuhdp7ubavc-dp">
         <w:r>
           <w:rPr>
             <w:rStyle w:val="Hyperlink"/>
@@ -683,7 +683,7 @@
       <w:r>
         <w:t xml:space="preserve"> — créé — </w:t>
       </w:r>
-      <w:hyperlink w:history="1" r:id="rIda6w0wg92g8eiyq2w6kddo">
+      <w:hyperlink w:history="1" r:id="rIdbvruilbp7nyq7dvgubnmq">
         <w:r>
           <w:rPr>
             <w:rStyle w:val="Hyperlink"/>
@@ -712,7 +712,7 @@
       <w:r>
         <w:t xml:space="preserve"> — créé — </w:t>
       </w:r>
-      <w:hyperlink w:history="1" r:id="rIdn5pywtwly7wp2jzhxvf2f">
+      <w:hyperlink w:history="1" r:id="rIdf1i61mnvvnx67dlvum0_s">
         <w:r>
           <w:rPr>
             <w:rStyle w:val="Hyperlink"/>
@@ -749,7 +749,7 @@
       <w:r>
         <w:t xml:space="preserve"> — créé — </w:t>
       </w:r>
-      <w:hyperlink w:history="1" r:id="rId4uuftmvkwgdl8lewbs9vc">
+      <w:hyperlink w:history="1" r:id="rIdn4q1sor_5duqghnx4wzdj">
         <w:r>
           <w:rPr>
             <w:rStyle w:val="Hyperlink"/>
@@ -778,7 +778,7 @@
       <w:r>
         <w:t xml:space="preserve"> — modifié — </w:t>
       </w:r>
-      <w:hyperlink w:history="1" r:id="rId5ysyluvb4ccabvymnjf-s">
+      <w:hyperlink w:history="1" r:id="rIdnd7whtyzyjc4wcjz593cw">
         <w:r>
           <w:rPr>
             <w:rStyle w:val="Hyperlink"/>
@@ -807,7 +807,7 @@
       <w:r>
         <w:t xml:space="preserve"> — modifié — </w:t>
       </w:r>
-      <w:hyperlink w:history="1" r:id="rIdrf8yechbjvfkri-sle85w">
+      <w:hyperlink w:history="1" r:id="rIdun3fdtmp6cfbnf-rlqpux">
         <w:r>
           <w:rPr>
             <w:rStyle w:val="Hyperlink"/>
@@ -844,7 +844,7 @@
       <w:r>
         <w:t xml:space="preserve"> — créé — </w:t>
       </w:r>
-      <w:hyperlink w:history="1" r:id="rIdzbqa1trayyjmg9up5comm">
+      <w:hyperlink w:history="1" r:id="rIdfw9krisvguyfkriuyldqe">
         <w:r>
           <w:rPr>
             <w:rStyle w:val="Hyperlink"/>
@@ -873,7 +873,7 @@
       <w:r>
         <w:t xml:space="preserve"> — modifié — </w:t>
       </w:r>
-      <w:hyperlink w:history="1" r:id="rId4heb_xsbitdqb6zw7itey">
+      <w:hyperlink w:history="1" r:id="rIdoarziqqaztayrwp-z6cgn">
         <w:r>
           <w:rPr>
             <w:rStyle w:val="Hyperlink"/>
@@ -910,7 +910,7 @@
       <w:r>
         <w:t xml:space="preserve"> — modifié — </w:t>
       </w:r>
-      <w:hyperlink w:history="1" r:id="rIdfr9nzvoc9oncvsni7mokl">
+      <w:hyperlink w:history="1" r:id="rIdfhexb-jr7_ez1d_sgwm9f">
         <w:r>
           <w:rPr>
             <w:rStyle w:val="Hyperlink"/>
@@ -939,7 +939,7 @@
       <w:r>
         <w:t xml:space="preserve"> — modifié — </w:t>
       </w:r>
-      <w:hyperlink w:history="1" r:id="rIdyovghvs4ksaxwfr1rruv9">
+      <w:hyperlink w:history="1" r:id="rIduj2fgi42rxrq7yqxkodrl">
         <w:r>
           <w:rPr>
             <w:rStyle w:val="Hyperlink"/>
@@ -968,7 +968,7 @@
       <w:r>
         <w:t xml:space="preserve"> — créé — </w:t>
       </w:r>
-      <w:hyperlink w:history="1" r:id="rIdgyo0xwzzr1rzplk3wbiob">
+      <w:hyperlink w:history="1" r:id="rIdlovsv5jpgcz7ys0fonano">
         <w:r>
           <w:rPr>
             <w:rStyle w:val="Hyperlink"/>
@@ -1005,7 +1005,7 @@
       <w:r>
         <w:t xml:space="preserve"> — modifié — </w:t>
       </w:r>
-      <w:hyperlink w:history="1" r:id="rId0gjvrhulvfbcmxpsf0v7e">
+      <w:hyperlink w:history="1" r:id="rIdbvc5w7fbi1mgs7c2sowgw">
         <w:r>
           <w:rPr>
             <w:rStyle w:val="Hyperlink"/>
@@ -1034,7 +1034,7 @@
       <w:r>
         <w:t xml:space="preserve"> — modifié — </w:t>
       </w:r>
-      <w:hyperlink w:history="1" r:id="rIdqwgp1jf-5_asmyi-cj4f1">
+      <w:hyperlink w:history="1" r:id="rIdod5yjjaar_akm9vh8tm4-">
         <w:r>
           <w:rPr>
             <w:rStyle w:val="Hyperlink"/>
@@ -1063,7 +1063,7 @@
       <w:r>
         <w:t xml:space="preserve"> — modifié — </w:t>
       </w:r>
-      <w:hyperlink w:history="1" r:id="rIdqvi4-8goflky84tdsa8bl">
+      <w:hyperlink w:history="1" r:id="rIdfliofon4h8u1swinnn0dk">
         <w:r>
           <w:rPr>
             <w:rStyle w:val="Hyperlink"/>

--- a/docs/developpement/phases/word/PHASE_15_EXPORT_POUR_LEXPERT_COMPTABLE.docx
+++ b/docs/developpement/phases/word/PHASE_15_EXPORT_POUR_LEXPERT_COMPTABLE.docx
@@ -20,7 +20,7 @@
       <w:r>
         <w:t xml:space="preserve">FlaiX Expert · dossier de développement · généré le 2026-10-04 depuis le dépôt </w:t>
       </w:r>
-      <w:hyperlink w:history="1" r:id="rIdvserete3rge2e5bl69ncr">
+      <w:hyperlink w:history="1" r:id="rIdvgjrnbtkgor9ca5ixvzi3">
         <w:r>
           <w:rPr>
             <w:rStyle w:val="Hyperlink"/>
@@ -578,7 +578,7 @@
           <w:numId w:val="2"/>
         </w:numPr>
       </w:pPr>
-      <w:hyperlink w:history="1" r:id="rId7mrro27bmv0vvmc3y-mev">
+      <w:hyperlink w:history="1" r:id="rId_p6yp6n1llb-ahjfcko8s">
         <w:r>
           <w:rPr>
             <w:rStyle w:val="Hyperlink"/>
@@ -598,7 +598,7 @@
           <w:numId w:val="2"/>
         </w:numPr>
       </w:pPr>
-      <w:hyperlink w:history="1" r:id="rId1i2gicoenrd57ixzhknmp">
+      <w:hyperlink w:history="1" r:id="rIdkxmowvt7vrf4mi7wpb8ku">
         <w:r>
           <w:rPr>
             <w:rStyle w:val="Hyperlink"/>
@@ -646,7 +646,7 @@
       <w:r>
         <w:t xml:space="preserve"> — créé — </w:t>
       </w:r>
-      <w:hyperlink w:history="1" r:id="rIdpyz4-98tuhdp7ubavc-dp">
+      <w:hyperlink w:history="1" r:id="rId74hajhirflduknaj4kcty">
         <w:r>
           <w:rPr>
             <w:rStyle w:val="Hyperlink"/>
@@ -683,7 +683,7 @@
       <w:r>
         <w:t xml:space="preserve"> — créé — </w:t>
       </w:r>
-      <w:hyperlink w:history="1" r:id="rIdbvruilbp7nyq7dvgubnmq">
+      <w:hyperlink w:history="1" r:id="rIdlmdq6mb9avu_tghwzp-jy">
         <w:r>
           <w:rPr>
             <w:rStyle w:val="Hyperlink"/>
@@ -712,7 +712,7 @@
       <w:r>
         <w:t xml:space="preserve"> — créé — </w:t>
       </w:r>
-      <w:hyperlink w:history="1" r:id="rIdf1i61mnvvnx67dlvum0_s">
+      <w:hyperlink w:history="1" r:id="rId3uik8yb6qgyuua0n-yjy1">
         <w:r>
           <w:rPr>
             <w:rStyle w:val="Hyperlink"/>
@@ -749,7 +749,7 @@
       <w:r>
         <w:t xml:space="preserve"> — créé — </w:t>
       </w:r>
-      <w:hyperlink w:history="1" r:id="rIdn4q1sor_5duqghnx4wzdj">
+      <w:hyperlink w:history="1" r:id="rIderr-rr5rgztto7gvta6ka">
         <w:r>
           <w:rPr>
             <w:rStyle w:val="Hyperlink"/>
@@ -778,7 +778,7 @@
       <w:r>
         <w:t xml:space="preserve"> — modifié — </w:t>
       </w:r>
-      <w:hyperlink w:history="1" r:id="rIdnd7whtyzyjc4wcjz593cw">
+      <w:hyperlink w:history="1" r:id="rIdnlirztwkuvfzdcgyfcv33">
         <w:r>
           <w:rPr>
             <w:rStyle w:val="Hyperlink"/>
@@ -807,7 +807,7 @@
       <w:r>
         <w:t xml:space="preserve"> — modifié — </w:t>
       </w:r>
-      <w:hyperlink w:history="1" r:id="rIdun3fdtmp6cfbnf-rlqpux">
+      <w:hyperlink w:history="1" r:id="rIdaa9ilyr89gpziq84b-fe0">
         <w:r>
           <w:rPr>
             <w:rStyle w:val="Hyperlink"/>
@@ -844,7 +844,7 @@
       <w:r>
         <w:t xml:space="preserve"> — créé — </w:t>
       </w:r>
-      <w:hyperlink w:history="1" r:id="rIdfw9krisvguyfkriuyldqe">
+      <w:hyperlink w:history="1" r:id="rIdw4emlkf5bs0cziea9ldrt">
         <w:r>
           <w:rPr>
             <w:rStyle w:val="Hyperlink"/>
@@ -873,7 +873,7 @@
       <w:r>
         <w:t xml:space="preserve"> — modifié — </w:t>
       </w:r>
-      <w:hyperlink w:history="1" r:id="rIdoarziqqaztayrwp-z6cgn">
+      <w:hyperlink w:history="1" r:id="rIdvqxlh4niq7jegxl5vmnpr">
         <w:r>
           <w:rPr>
             <w:rStyle w:val="Hyperlink"/>
@@ -910,7 +910,7 @@
       <w:r>
         <w:t xml:space="preserve"> — modifié — </w:t>
       </w:r>
-      <w:hyperlink w:history="1" r:id="rIdfhexb-jr7_ez1d_sgwm9f">
+      <w:hyperlink w:history="1" r:id="rIdfa9zqzww9gsljzemiobai">
         <w:r>
           <w:rPr>
             <w:rStyle w:val="Hyperlink"/>
@@ -939,7 +939,7 @@
       <w:r>
         <w:t xml:space="preserve"> — modifié — </w:t>
       </w:r>
-      <w:hyperlink w:history="1" r:id="rIduj2fgi42rxrq7yqxkodrl">
+      <w:hyperlink w:history="1" r:id="rIdupht-ckhkohpczj4k4hgw">
         <w:r>
           <w:rPr>
             <w:rStyle w:val="Hyperlink"/>
@@ -968,7 +968,7 @@
       <w:r>
         <w:t xml:space="preserve"> — créé — </w:t>
       </w:r>
-      <w:hyperlink w:history="1" r:id="rIdlovsv5jpgcz7ys0fonano">
+      <w:hyperlink w:history="1" r:id="rIdswmcifza_ffu0asfuheag">
         <w:r>
           <w:rPr>
             <w:rStyle w:val="Hyperlink"/>
@@ -1005,7 +1005,7 @@
       <w:r>
         <w:t xml:space="preserve"> — modifié — </w:t>
       </w:r>
-      <w:hyperlink w:history="1" r:id="rIdbvc5w7fbi1mgs7c2sowgw">
+      <w:hyperlink w:history="1" r:id="rIdk0bqgfs9bpdcn-acmcmgs">
         <w:r>
           <w:rPr>
             <w:rStyle w:val="Hyperlink"/>
@@ -1034,7 +1034,7 @@
       <w:r>
         <w:t xml:space="preserve"> — modifié — </w:t>
       </w:r>
-      <w:hyperlink w:history="1" r:id="rIdod5yjjaar_akm9vh8tm4-">
+      <w:hyperlink w:history="1" r:id="rIdqymqf4euncaupljq_cwc_">
         <w:r>
           <w:rPr>
             <w:rStyle w:val="Hyperlink"/>
@@ -1063,7 +1063,7 @@
       <w:r>
         <w:t xml:space="preserve"> — modifié — </w:t>
       </w:r>
-      <w:hyperlink w:history="1" r:id="rIdfliofon4h8u1swinnn0dk">
+      <w:hyperlink w:history="1" r:id="rIdjiwauqkdsos7ptdakvps6">
         <w:r>
           <w:rPr>
             <w:rStyle w:val="Hyperlink"/>

--- a/docs/developpement/phases/word/PHASE_15_EXPORT_POUR_LEXPERT_COMPTABLE.docx
+++ b/docs/developpement/phases/word/PHASE_15_EXPORT_POUR_LEXPERT_COMPTABLE.docx
@@ -20,7 +20,7 @@
       <w:r>
         <w:t xml:space="preserve">FlaiX Expert · dossier de développement · généré le 2026-10-04 depuis le dépôt </w:t>
       </w:r>
-      <w:hyperlink w:history="1" r:id="rIdvgjrnbtkgor9ca5ixvzi3">
+      <w:hyperlink w:history="1" r:id="rIdamwl3gqq3yy2njjyyz9bn">
         <w:r>
           <w:rPr>
             <w:rStyle w:val="Hyperlink"/>
@@ -578,7 +578,7 @@
           <w:numId w:val="2"/>
         </w:numPr>
       </w:pPr>
-      <w:hyperlink w:history="1" r:id="rId_p6yp6n1llb-ahjfcko8s">
+      <w:hyperlink w:history="1" r:id="rIdbbgxf5qutnnqcg-do02zn">
         <w:r>
           <w:rPr>
             <w:rStyle w:val="Hyperlink"/>
@@ -598,7 +598,7 @@
           <w:numId w:val="2"/>
         </w:numPr>
       </w:pPr>
-      <w:hyperlink w:history="1" r:id="rIdkxmowvt7vrf4mi7wpb8ku">
+      <w:hyperlink w:history="1" r:id="rIdaphl9cxiqp2-ldhs_3b_a">
         <w:r>
           <w:rPr>
             <w:rStyle w:val="Hyperlink"/>
@@ -646,7 +646,7 @@
       <w:r>
         <w:t xml:space="preserve"> — créé — </w:t>
       </w:r>
-      <w:hyperlink w:history="1" r:id="rId74hajhirflduknaj4kcty">
+      <w:hyperlink w:history="1" r:id="rIdummhmhwgflhasxny0tffp">
         <w:r>
           <w:rPr>
             <w:rStyle w:val="Hyperlink"/>
@@ -683,7 +683,7 @@
       <w:r>
         <w:t xml:space="preserve"> — créé — </w:t>
       </w:r>
-      <w:hyperlink w:history="1" r:id="rIdlmdq6mb9avu_tghwzp-jy">
+      <w:hyperlink w:history="1" r:id="rId0r0kz3dq0npyobhmme63i">
         <w:r>
           <w:rPr>
             <w:rStyle w:val="Hyperlink"/>
@@ -712,7 +712,7 @@
       <w:r>
         <w:t xml:space="preserve"> — créé — </w:t>
       </w:r>
-      <w:hyperlink w:history="1" r:id="rId3uik8yb6qgyuua0n-yjy1">
+      <w:hyperlink w:history="1" r:id="rIdumbvyis7mjoawbvp1onfv">
         <w:r>
           <w:rPr>
             <w:rStyle w:val="Hyperlink"/>
@@ -749,7 +749,7 @@
       <w:r>
         <w:t xml:space="preserve"> — créé — </w:t>
       </w:r>
-      <w:hyperlink w:history="1" r:id="rIderr-rr5rgztto7gvta6ka">
+      <w:hyperlink w:history="1" r:id="rIdlfhlbi_ixcbj672joxtj7">
         <w:r>
           <w:rPr>
             <w:rStyle w:val="Hyperlink"/>
@@ -778,7 +778,7 @@
       <w:r>
         <w:t xml:space="preserve"> — modifié — </w:t>
       </w:r>
-      <w:hyperlink w:history="1" r:id="rIdnlirztwkuvfzdcgyfcv33">
+      <w:hyperlink w:history="1" r:id="rIdglmxlv7o6wyzwkxebqowj">
         <w:r>
           <w:rPr>
             <w:rStyle w:val="Hyperlink"/>
@@ -807,7 +807,7 @@
       <w:r>
         <w:t xml:space="preserve"> — modifié — </w:t>
       </w:r>
-      <w:hyperlink w:history="1" r:id="rIdaa9ilyr89gpziq84b-fe0">
+      <w:hyperlink w:history="1" r:id="rIdg6fgooftxkvnwhb-kwku3">
         <w:r>
           <w:rPr>
             <w:rStyle w:val="Hyperlink"/>
@@ -844,7 +844,7 @@
       <w:r>
         <w:t xml:space="preserve"> — créé — </w:t>
       </w:r>
-      <w:hyperlink w:history="1" r:id="rIdw4emlkf5bs0cziea9ldrt">
+      <w:hyperlink w:history="1" r:id="rIdvtnyvb8eks-jabrlf0l9b">
         <w:r>
           <w:rPr>
             <w:rStyle w:val="Hyperlink"/>
@@ -873,7 +873,7 @@
       <w:r>
         <w:t xml:space="preserve"> — modifié — </w:t>
       </w:r>
-      <w:hyperlink w:history="1" r:id="rIdvqxlh4niq7jegxl5vmnpr">
+      <w:hyperlink w:history="1" r:id="rId_ago9jjm3zz41rq8jjsyg">
         <w:r>
           <w:rPr>
             <w:rStyle w:val="Hyperlink"/>
@@ -910,7 +910,7 @@
       <w:r>
         <w:t xml:space="preserve"> — modifié — </w:t>
       </w:r>
-      <w:hyperlink w:history="1" r:id="rIdfa9zqzww9gsljzemiobai">
+      <w:hyperlink w:history="1" r:id="rId9gonlcuacg_tlcuxnpgl3">
         <w:r>
           <w:rPr>
             <w:rStyle w:val="Hyperlink"/>
@@ -939,7 +939,7 @@
       <w:r>
         <w:t xml:space="preserve"> — modifié — </w:t>
       </w:r>
-      <w:hyperlink w:history="1" r:id="rIdupht-ckhkohpczj4k4hgw">
+      <w:hyperlink w:history="1" r:id="rId8siqfrjyui41pggtcpq4a">
         <w:r>
           <w:rPr>
             <w:rStyle w:val="Hyperlink"/>
@@ -968,7 +968,7 @@
       <w:r>
         <w:t xml:space="preserve"> — créé — </w:t>
       </w:r>
-      <w:hyperlink w:history="1" r:id="rIdswmcifza_ffu0asfuheag">
+      <w:hyperlink w:history="1" r:id="rIda5jc5wm2vw8gxghzvdavi">
         <w:r>
           <w:rPr>
             <w:rStyle w:val="Hyperlink"/>
@@ -1005,7 +1005,7 @@
       <w:r>
         <w:t xml:space="preserve"> — modifié — </w:t>
       </w:r>
-      <w:hyperlink w:history="1" r:id="rIdk0bqgfs9bpdcn-acmcmgs">
+      <w:hyperlink w:history="1" r:id="rIdkyce19095vhq7e1u3jmst">
         <w:r>
           <w:rPr>
             <w:rStyle w:val="Hyperlink"/>
@@ -1034,7 +1034,7 @@
       <w:r>
         <w:t xml:space="preserve"> — modifié — </w:t>
       </w:r>
-      <w:hyperlink w:history="1" r:id="rIdqymqf4euncaupljq_cwc_">
+      <w:hyperlink w:history="1" r:id="rIderhjm8vrdftlpmdpbtl3b">
         <w:r>
           <w:rPr>
             <w:rStyle w:val="Hyperlink"/>
@@ -1063,7 +1063,7 @@
       <w:r>
         <w:t xml:space="preserve"> — modifié — </w:t>
       </w:r>
-      <w:hyperlink w:history="1" r:id="rIdjiwauqkdsos7ptdakvps6">
+      <w:hyperlink w:history="1" r:id="rIdrmmrnvdktawus-n7ivcyi">
         <w:r>
           <w:rPr>
             <w:rStyle w:val="Hyperlink"/>

--- a/docs/developpement/phases/word/PHASE_15_EXPORT_POUR_LEXPERT_COMPTABLE.docx
+++ b/docs/developpement/phases/word/PHASE_15_EXPORT_POUR_LEXPERT_COMPTABLE.docx
@@ -18,9 +18,9 @@
         <w:shd w:fill="F6F3FF" w:color="auto" w:val="clear"/>
       </w:pPr>
       <w:r>
-        <w:t xml:space="preserve">FlaiX Expert · dossier de développement · généré le 2026-10-04 depuis le dépôt </w:t>
-      </w:r>
-      <w:hyperlink w:history="1" r:id="rIdamwl3gqq3yy2njjyyz9bn">
+        <w:t xml:space="preserve">FlaiX Expert · dossier de développement · généré le 2026-10-19 depuis le dépôt </w:t>
+      </w:r>
+      <w:hyperlink w:history="1" r:id="rIdjfciqf23xwsw0roytpwnx">
         <w:r>
           <w:rPr>
             <w:rStyle w:val="Hyperlink"/>
@@ -578,7 +578,7 @@
           <w:numId w:val="2"/>
         </w:numPr>
       </w:pPr>
-      <w:hyperlink w:history="1" r:id="rIdbbgxf5qutnnqcg-do02zn">
+      <w:hyperlink w:history="1" r:id="rId4wk3ba500uiap1e_0x_e4">
         <w:r>
           <w:rPr>
             <w:rStyle w:val="Hyperlink"/>
@@ -598,7 +598,7 @@
           <w:numId w:val="2"/>
         </w:numPr>
       </w:pPr>
-      <w:hyperlink w:history="1" r:id="rIdaphl9cxiqp2-ldhs_3b_a">
+      <w:hyperlink w:history="1" r:id="rIdqpo462rwvjyux3q08yy6d">
         <w:r>
           <w:rPr>
             <w:rStyle w:val="Hyperlink"/>
@@ -646,7 +646,7 @@
       <w:r>
         <w:t xml:space="preserve"> — créé — </w:t>
       </w:r>
-      <w:hyperlink w:history="1" r:id="rIdummhmhwgflhasxny0tffp">
+      <w:hyperlink w:history="1" r:id="rIddkm6qkqvh13-botkuw3nh">
         <w:r>
           <w:rPr>
             <w:rStyle w:val="Hyperlink"/>
@@ -683,7 +683,7 @@
       <w:r>
         <w:t xml:space="preserve"> — créé — </w:t>
       </w:r>
-      <w:hyperlink w:history="1" r:id="rId0r0kz3dq0npyobhmme63i">
+      <w:hyperlink w:history="1" r:id="rId26c4adws7-iko45bn6yun">
         <w:r>
           <w:rPr>
             <w:rStyle w:val="Hyperlink"/>
@@ -712,7 +712,7 @@
       <w:r>
         <w:t xml:space="preserve"> — créé — </w:t>
       </w:r>
-      <w:hyperlink w:history="1" r:id="rIdumbvyis7mjoawbvp1onfv">
+      <w:hyperlink w:history="1" r:id="rIdiln1xuxgkrhoo2tokkqru">
         <w:r>
           <w:rPr>
             <w:rStyle w:val="Hyperlink"/>
@@ -749,7 +749,7 @@
       <w:r>
         <w:t xml:space="preserve"> — créé — </w:t>
       </w:r>
-      <w:hyperlink w:history="1" r:id="rIdlfhlbi_ixcbj672joxtj7">
+      <w:hyperlink w:history="1" r:id="rIdu6y024-pv3cfpadbsmgp2">
         <w:r>
           <w:rPr>
             <w:rStyle w:val="Hyperlink"/>
@@ -778,7 +778,7 @@
       <w:r>
         <w:t xml:space="preserve"> — modifié — </w:t>
       </w:r>
-      <w:hyperlink w:history="1" r:id="rIdglmxlv7o6wyzwkxebqowj">
+      <w:hyperlink w:history="1" r:id="rIdbpnmhvubgzq1wi4ebpz2k">
         <w:r>
           <w:rPr>
             <w:rStyle w:val="Hyperlink"/>
@@ -807,7 +807,7 @@
       <w:r>
         <w:t xml:space="preserve"> — modifié — </w:t>
       </w:r>
-      <w:hyperlink w:history="1" r:id="rIdg6fgooftxkvnwhb-kwku3">
+      <w:hyperlink w:history="1" r:id="rIdvfu6yoozqrfsyhov9gdnx">
         <w:r>
           <w:rPr>
             <w:rStyle w:val="Hyperlink"/>
@@ -844,7 +844,7 @@
       <w:r>
         <w:t xml:space="preserve"> — créé — </w:t>
       </w:r>
-      <w:hyperlink w:history="1" r:id="rIdvtnyvb8eks-jabrlf0l9b">
+      <w:hyperlink w:history="1" r:id="rIds-pyvu2_nndxggmgpgaui">
         <w:r>
           <w:rPr>
             <w:rStyle w:val="Hyperlink"/>
@@ -873,7 +873,7 @@
       <w:r>
         <w:t xml:space="preserve"> — modifié — </w:t>
       </w:r>
-      <w:hyperlink w:history="1" r:id="rId_ago9jjm3zz41rq8jjsyg">
+      <w:hyperlink w:history="1" r:id="rIdzyng2r0q5qjtpzvp7gxo4">
         <w:r>
           <w:rPr>
             <w:rStyle w:val="Hyperlink"/>
@@ -910,7 +910,7 @@
       <w:r>
         <w:t xml:space="preserve"> — modifié — </w:t>
       </w:r>
-      <w:hyperlink w:history="1" r:id="rId9gonlcuacg_tlcuxnpgl3">
+      <w:hyperlink w:history="1" r:id="rIds5qyxjzyowqod-h61uvny">
         <w:r>
           <w:rPr>
             <w:rStyle w:val="Hyperlink"/>
@@ -939,7 +939,7 @@
       <w:r>
         <w:t xml:space="preserve"> — modifié — </w:t>
       </w:r>
-      <w:hyperlink w:history="1" r:id="rId8siqfrjyui41pggtcpq4a">
+      <w:hyperlink w:history="1" r:id="rIdrceujz2_o7gw99t6slhaf">
         <w:r>
           <w:rPr>
             <w:rStyle w:val="Hyperlink"/>
@@ -968,7 +968,7 @@
       <w:r>
         <w:t xml:space="preserve"> — créé — </w:t>
       </w:r>
-      <w:hyperlink w:history="1" r:id="rIda5jc5wm2vw8gxghzvdavi">
+      <w:hyperlink w:history="1" r:id="rIdzgnxrl4migj3mzlsasrou">
         <w:r>
           <w:rPr>
             <w:rStyle w:val="Hyperlink"/>
@@ -1005,7 +1005,7 @@
       <w:r>
         <w:t xml:space="preserve"> — modifié — </w:t>
       </w:r>
-      <w:hyperlink w:history="1" r:id="rIdkyce19095vhq7e1u3jmst">
+      <w:hyperlink w:history="1" r:id="rId4wveeepk-xagblnn3yygf">
         <w:r>
           <w:rPr>
             <w:rStyle w:val="Hyperlink"/>
@@ -1034,7 +1034,7 @@
       <w:r>
         <w:t xml:space="preserve"> — modifié — </w:t>
       </w:r>
-      <w:hyperlink w:history="1" r:id="rIderhjm8vrdftlpmdpbtl3b">
+      <w:hyperlink w:history="1" r:id="rId18xc35g8se_ikv4iki0fd">
         <w:r>
           <w:rPr>
             <w:rStyle w:val="Hyperlink"/>
@@ -1063,7 +1063,7 @@
       <w:r>
         <w:t xml:space="preserve"> — modifié — </w:t>
       </w:r>
-      <w:hyperlink w:history="1" r:id="rIdrmmrnvdktawus-n7ivcyi">
+      <w:hyperlink w:history="1" r:id="rIdj-flgkzblqyzrg3ctm_jt">
         <w:r>
           <w:rPr>
             <w:rStyle w:val="Hyperlink"/>

--- a/docs/developpement/phases/word/PHASE_15_EXPORT_POUR_LEXPERT_COMPTABLE.docx
+++ b/docs/developpement/phases/word/PHASE_15_EXPORT_POUR_LEXPERT_COMPTABLE.docx
@@ -20,7 +20,7 @@
       <w:r>
         <w:t xml:space="preserve">FlaiX Expert · dossier de développement · généré le 2026-10-19 depuis le dépôt </w:t>
       </w:r>
-      <w:hyperlink w:history="1" r:id="rIdjfciqf23xwsw0roytpwnx">
+      <w:hyperlink w:history="1" r:id="rId0g_7eb62r99azo-my2n74">
         <w:r>
           <w:rPr>
             <w:rStyle w:val="Hyperlink"/>
@@ -578,7 +578,7 @@
           <w:numId w:val="2"/>
         </w:numPr>
       </w:pPr>
-      <w:hyperlink w:history="1" r:id="rId4wk3ba500uiap1e_0x_e4">
+      <w:hyperlink w:history="1" r:id="rIdgichrp7xw9tulhbh5ysxg">
         <w:r>
           <w:rPr>
             <w:rStyle w:val="Hyperlink"/>
@@ -598,7 +598,7 @@
           <w:numId w:val="2"/>
         </w:numPr>
       </w:pPr>
-      <w:hyperlink w:history="1" r:id="rIdqpo462rwvjyux3q08yy6d">
+      <w:hyperlink w:history="1" r:id="rIdxsqfukacifewnjoqudbnb">
         <w:r>
           <w:rPr>
             <w:rStyle w:val="Hyperlink"/>
@@ -646,7 +646,7 @@
       <w:r>
         <w:t xml:space="preserve"> — créé — </w:t>
       </w:r>
-      <w:hyperlink w:history="1" r:id="rIddkm6qkqvh13-botkuw3nh">
+      <w:hyperlink w:history="1" r:id="rId1smdh7z3qdrcdjoeryxlf">
         <w:r>
           <w:rPr>
             <w:rStyle w:val="Hyperlink"/>
@@ -683,7 +683,7 @@
       <w:r>
         <w:t xml:space="preserve"> — créé — </w:t>
       </w:r>
-      <w:hyperlink w:history="1" r:id="rId26c4adws7-iko45bn6yun">
+      <w:hyperlink w:history="1" r:id="rIdetnqis9fswgggcjcpwdku">
         <w:r>
           <w:rPr>
             <w:rStyle w:val="Hyperlink"/>
@@ -712,7 +712,7 @@
       <w:r>
         <w:t xml:space="preserve"> — créé — </w:t>
       </w:r>
-      <w:hyperlink w:history="1" r:id="rIdiln1xuxgkrhoo2tokkqru">
+      <w:hyperlink w:history="1" r:id="rId1fxetd3vlkmakcxsnxirl">
         <w:r>
           <w:rPr>
             <w:rStyle w:val="Hyperlink"/>
@@ -749,7 +749,7 @@
       <w:r>
         <w:t xml:space="preserve"> — créé — </w:t>
       </w:r>
-      <w:hyperlink w:history="1" r:id="rIdu6y024-pv3cfpadbsmgp2">
+      <w:hyperlink w:history="1" r:id="rIdr0vxlx5prwllg3ykru_bl">
         <w:r>
           <w:rPr>
             <w:rStyle w:val="Hyperlink"/>
@@ -778,7 +778,7 @@
       <w:r>
         <w:t xml:space="preserve"> — modifié — </w:t>
       </w:r>
-      <w:hyperlink w:history="1" r:id="rIdbpnmhvubgzq1wi4ebpz2k">
+      <w:hyperlink w:history="1" r:id="rIdejocwtle0mmi8akuso4l5">
         <w:r>
           <w:rPr>
             <w:rStyle w:val="Hyperlink"/>
@@ -807,7 +807,7 @@
       <w:r>
         <w:t xml:space="preserve"> — modifié — </w:t>
       </w:r>
-      <w:hyperlink w:history="1" r:id="rIdvfu6yoozqrfsyhov9gdnx">
+      <w:hyperlink w:history="1" r:id="rIdo1gofib3ooptz7-1ccis0">
         <w:r>
           <w:rPr>
             <w:rStyle w:val="Hyperlink"/>
@@ -844,7 +844,7 @@
       <w:r>
         <w:t xml:space="preserve"> — créé — </w:t>
       </w:r>
-      <w:hyperlink w:history="1" r:id="rIds-pyvu2_nndxggmgpgaui">
+      <w:hyperlink w:history="1" r:id="rIdzerrekbx7djqn8tojp2bq">
         <w:r>
           <w:rPr>
             <w:rStyle w:val="Hyperlink"/>
@@ -873,7 +873,7 @@
       <w:r>
         <w:t xml:space="preserve"> — modifié — </w:t>
       </w:r>
-      <w:hyperlink w:history="1" r:id="rIdzyng2r0q5qjtpzvp7gxo4">
+      <w:hyperlink w:history="1" r:id="rIdg1qrzlwwh5n3y4b9rg21r">
         <w:r>
           <w:rPr>
             <w:rStyle w:val="Hyperlink"/>
@@ -910,7 +910,7 @@
       <w:r>
         <w:t xml:space="preserve"> — modifié — </w:t>
       </w:r>
-      <w:hyperlink w:history="1" r:id="rIds5qyxjzyowqod-h61uvny">
+      <w:hyperlink w:history="1" r:id="rIdyyqrf8nqq5shxj98bbkv1">
         <w:r>
           <w:rPr>
             <w:rStyle w:val="Hyperlink"/>
@@ -939,7 +939,7 @@
       <w:r>
         <w:t xml:space="preserve"> — modifié — </w:t>
       </w:r>
-      <w:hyperlink w:history="1" r:id="rIdrceujz2_o7gw99t6slhaf">
+      <w:hyperlink w:history="1" r:id="rIdu06sxjmmtmkpsngtbfkvc">
         <w:r>
           <w:rPr>
             <w:rStyle w:val="Hyperlink"/>
@@ -968,7 +968,7 @@
       <w:r>
         <w:t xml:space="preserve"> — créé — </w:t>
       </w:r>
-      <w:hyperlink w:history="1" r:id="rIdzgnxrl4migj3mzlsasrou">
+      <w:hyperlink w:history="1" r:id="rIdlhvqilm3njaub8zuclt6h">
         <w:r>
           <w:rPr>
             <w:rStyle w:val="Hyperlink"/>
@@ -1005,7 +1005,7 @@
       <w:r>
         <w:t xml:space="preserve"> — modifié — </w:t>
       </w:r>
-      <w:hyperlink w:history="1" r:id="rId4wveeepk-xagblnn3yygf">
+      <w:hyperlink w:history="1" r:id="rId00wdjuulo-pif8l5uqt6j">
         <w:r>
           <w:rPr>
             <w:rStyle w:val="Hyperlink"/>
@@ -1034,7 +1034,7 @@
       <w:r>
         <w:t xml:space="preserve"> — modifié — </w:t>
       </w:r>
-      <w:hyperlink w:history="1" r:id="rId18xc35g8se_ikv4iki0fd">
+      <w:hyperlink w:history="1" r:id="rIdtvtvb7wjlsjicuqhxq4c2">
         <w:r>
           <w:rPr>
             <w:rStyle w:val="Hyperlink"/>
@@ -1063,7 +1063,7 @@
       <w:r>
         <w:t xml:space="preserve"> — modifié — </w:t>
       </w:r>
-      <w:hyperlink w:history="1" r:id="rIdj-flgkzblqyzrg3ctm_jt">
+      <w:hyperlink w:history="1" r:id="rIdps8rxeczlwebqq4jfb3g3">
         <w:r>
           <w:rPr>
             <w:rStyle w:val="Hyperlink"/>

--- a/docs/developpement/phases/word/PHASE_15_EXPORT_POUR_LEXPERT_COMPTABLE.docx
+++ b/docs/developpement/phases/word/PHASE_15_EXPORT_POUR_LEXPERT_COMPTABLE.docx
@@ -20,7 +20,7 @@
       <w:r>
         <w:t xml:space="preserve">FlaiX Expert · dossier de développement · généré le 2026-10-19 depuis le dépôt </w:t>
       </w:r>
-      <w:hyperlink w:history="1" r:id="rId0g_7eb62r99azo-my2n74">
+      <w:hyperlink w:history="1" r:id="rIdw4llmpqigp8hjnzyaylk4">
         <w:r>
           <w:rPr>
             <w:rStyle w:val="Hyperlink"/>
@@ -578,7 +578,7 @@
           <w:numId w:val="2"/>
         </w:numPr>
       </w:pPr>
-      <w:hyperlink w:history="1" r:id="rIdgichrp7xw9tulhbh5ysxg">
+      <w:hyperlink w:history="1" r:id="rId2gmurofodkyt-hgcwqk86">
         <w:r>
           <w:rPr>
             <w:rStyle w:val="Hyperlink"/>
@@ -598,7 +598,7 @@
           <w:numId w:val="2"/>
         </w:numPr>
       </w:pPr>
-      <w:hyperlink w:history="1" r:id="rIdxsqfukacifewnjoqudbnb">
+      <w:hyperlink w:history="1" r:id="rIde6mcpxn-dvh1grobr8lxi">
         <w:r>
           <w:rPr>
             <w:rStyle w:val="Hyperlink"/>
@@ -646,7 +646,7 @@
       <w:r>
         <w:t xml:space="preserve"> — créé — </w:t>
       </w:r>
-      <w:hyperlink w:history="1" r:id="rId1smdh7z3qdrcdjoeryxlf">
+      <w:hyperlink w:history="1" r:id="rId0ucejtott2ylhpwfzcd7e">
         <w:r>
           <w:rPr>
             <w:rStyle w:val="Hyperlink"/>
@@ -683,7 +683,7 @@
       <w:r>
         <w:t xml:space="preserve"> — créé — </w:t>
       </w:r>
-      <w:hyperlink w:history="1" r:id="rIdetnqis9fswgggcjcpwdku">
+      <w:hyperlink w:history="1" r:id="rIdpcq7gq8hy7ebvbm74m6qi">
         <w:r>
           <w:rPr>
             <w:rStyle w:val="Hyperlink"/>
@@ -712,7 +712,7 @@
       <w:r>
         <w:t xml:space="preserve"> — créé — </w:t>
       </w:r>
-      <w:hyperlink w:history="1" r:id="rId1fxetd3vlkmakcxsnxirl">
+      <w:hyperlink w:history="1" r:id="rIdigkxfm8e3zal5spvr-ycy">
         <w:r>
           <w:rPr>
             <w:rStyle w:val="Hyperlink"/>
@@ -749,7 +749,7 @@
       <w:r>
         <w:t xml:space="preserve"> — créé — </w:t>
       </w:r>
-      <w:hyperlink w:history="1" r:id="rIdr0vxlx5prwllg3ykru_bl">
+      <w:hyperlink w:history="1" r:id="rIdhhdoqxemggqpm8dfbns-n">
         <w:r>
           <w:rPr>
             <w:rStyle w:val="Hyperlink"/>
@@ -778,7 +778,7 @@
       <w:r>
         <w:t xml:space="preserve"> — modifié — </w:t>
       </w:r>
-      <w:hyperlink w:history="1" r:id="rIdejocwtle0mmi8akuso4l5">
+      <w:hyperlink w:history="1" r:id="rIdilsx1uzpuwa_tntuk218o">
         <w:r>
           <w:rPr>
             <w:rStyle w:val="Hyperlink"/>
@@ -807,7 +807,7 @@
       <w:r>
         <w:t xml:space="preserve"> — modifié — </w:t>
       </w:r>
-      <w:hyperlink w:history="1" r:id="rIdo1gofib3ooptz7-1ccis0">
+      <w:hyperlink w:history="1" r:id="rIdzi0b686y4waekkzd2ci0p">
         <w:r>
           <w:rPr>
             <w:rStyle w:val="Hyperlink"/>
@@ -844,7 +844,7 @@
       <w:r>
         <w:t xml:space="preserve"> — créé — </w:t>
       </w:r>
-      <w:hyperlink w:history="1" r:id="rIdzerrekbx7djqn8tojp2bq">
+      <w:hyperlink w:history="1" r:id="rIdxj-lzt7jdizprfbtrtk6y">
         <w:r>
           <w:rPr>
             <w:rStyle w:val="Hyperlink"/>
@@ -873,7 +873,7 @@
       <w:r>
         <w:t xml:space="preserve"> — modifié — </w:t>
       </w:r>
-      <w:hyperlink w:history="1" r:id="rIdg1qrzlwwh5n3y4b9rg21r">
+      <w:hyperlink w:history="1" r:id="rIdd2keqtifubxo8jc-3dpwe">
         <w:r>
           <w:rPr>
             <w:rStyle w:val="Hyperlink"/>
@@ -910,7 +910,7 @@
       <w:r>
         <w:t xml:space="preserve"> — modifié — </w:t>
       </w:r>
-      <w:hyperlink w:history="1" r:id="rIdyyqrf8nqq5shxj98bbkv1">
+      <w:hyperlink w:history="1" r:id="rIdhhruahyp8litmw-eopxw8">
         <w:r>
           <w:rPr>
             <w:rStyle w:val="Hyperlink"/>
@@ -939,7 +939,7 @@
       <w:r>
         <w:t xml:space="preserve"> — modifié — </w:t>
       </w:r>
-      <w:hyperlink w:history="1" r:id="rIdu06sxjmmtmkpsngtbfkvc">
+      <w:hyperlink w:history="1" r:id="rIdnk9fb4wzw8j139mmhtyum">
         <w:r>
           <w:rPr>
             <w:rStyle w:val="Hyperlink"/>
@@ -968,7 +968,7 @@
       <w:r>
         <w:t xml:space="preserve"> — créé — </w:t>
       </w:r>
-      <w:hyperlink w:history="1" r:id="rIdlhvqilm3njaub8zuclt6h">
+      <w:hyperlink w:history="1" r:id="rIdsamqujz8oi-jxe7hmwjwk">
         <w:r>
           <w:rPr>
             <w:rStyle w:val="Hyperlink"/>
@@ -1005,7 +1005,7 @@
       <w:r>
         <w:t xml:space="preserve"> — modifié — </w:t>
       </w:r>
-      <w:hyperlink w:history="1" r:id="rId00wdjuulo-pif8l5uqt6j">
+      <w:hyperlink w:history="1" r:id="rId2yzuhj4q4fjq1ricflkkf">
         <w:r>
           <w:rPr>
             <w:rStyle w:val="Hyperlink"/>
@@ -1034,7 +1034,7 @@
       <w:r>
         <w:t xml:space="preserve"> — modifié — </w:t>
       </w:r>
-      <w:hyperlink w:history="1" r:id="rIdtvtvb7wjlsjicuqhxq4c2">
+      <w:hyperlink w:history="1" r:id="rId6qlzntjyswjtsqobmqgbr">
         <w:r>
           <w:rPr>
             <w:rStyle w:val="Hyperlink"/>
@@ -1063,7 +1063,7 @@
       <w:r>
         <w:t xml:space="preserve"> — modifié — </w:t>
       </w:r>
-      <w:hyperlink w:history="1" r:id="rIdps8rxeczlwebqq4jfb3g3">
+      <w:hyperlink w:history="1" r:id="rIdnuysq_vhmkoohcpymxsul">
         <w:r>
           <w:rPr>
             <w:rStyle w:val="Hyperlink"/>

--- a/docs/developpement/phases/word/PHASE_15_EXPORT_POUR_LEXPERT_COMPTABLE.docx
+++ b/docs/developpement/phases/word/PHASE_15_EXPORT_POUR_LEXPERT_COMPTABLE.docx
@@ -20,7 +20,7 @@
       <w:r>
         <w:t xml:space="preserve">FlaiX Expert · dossier de développement · généré le 2026-10-19 depuis le dépôt </w:t>
       </w:r>
-      <w:hyperlink w:history="1" r:id="rIdw4llmpqigp8hjnzyaylk4">
+      <w:hyperlink w:history="1" r:id="rIdvd20apid_mq_a91lvgxeg">
         <w:r>
           <w:rPr>
             <w:rStyle w:val="Hyperlink"/>
@@ -578,7 +578,7 @@
           <w:numId w:val="2"/>
         </w:numPr>
       </w:pPr>
-      <w:hyperlink w:history="1" r:id="rId2gmurofodkyt-hgcwqk86">
+      <w:hyperlink w:history="1" r:id="rIdy-zcc4aimchezz5e7mkt5">
         <w:r>
           <w:rPr>
             <w:rStyle w:val="Hyperlink"/>
@@ -598,7 +598,7 @@
           <w:numId w:val="2"/>
         </w:numPr>
       </w:pPr>
-      <w:hyperlink w:history="1" r:id="rIde6mcpxn-dvh1grobr8lxi">
+      <w:hyperlink w:history="1" r:id="rIdfibrskh4gx9eklcfhno0g">
         <w:r>
           <w:rPr>
             <w:rStyle w:val="Hyperlink"/>
@@ -646,7 +646,7 @@
       <w:r>
         <w:t xml:space="preserve"> — créé — </w:t>
       </w:r>
-      <w:hyperlink w:history="1" r:id="rId0ucejtott2ylhpwfzcd7e">
+      <w:hyperlink w:history="1" r:id="rId0qsfvleurfmwqeq-cgkzs">
         <w:r>
           <w:rPr>
             <w:rStyle w:val="Hyperlink"/>
@@ -683,7 +683,7 @@
       <w:r>
         <w:t xml:space="preserve"> — créé — </w:t>
       </w:r>
-      <w:hyperlink w:history="1" r:id="rIdpcq7gq8hy7ebvbm74m6qi">
+      <w:hyperlink w:history="1" r:id="rIduceqzfr-deouvabvyrf-f">
         <w:r>
           <w:rPr>
             <w:rStyle w:val="Hyperlink"/>
@@ -712,7 +712,7 @@
       <w:r>
         <w:t xml:space="preserve"> — créé — </w:t>
       </w:r>
-      <w:hyperlink w:history="1" r:id="rIdigkxfm8e3zal5spvr-ycy">
+      <w:hyperlink w:history="1" r:id="rIddljizeofvlipxdijknh4h">
         <w:r>
           <w:rPr>
             <w:rStyle w:val="Hyperlink"/>
@@ -749,7 +749,7 @@
       <w:r>
         <w:t xml:space="preserve"> — créé — </w:t>
       </w:r>
-      <w:hyperlink w:history="1" r:id="rIdhhdoqxemggqpm8dfbns-n">
+      <w:hyperlink w:history="1" r:id="rIdolqhdhuhpxvw7lzb5m67p">
         <w:r>
           <w:rPr>
             <w:rStyle w:val="Hyperlink"/>
@@ -778,7 +778,7 @@
       <w:r>
         <w:t xml:space="preserve"> — modifié — </w:t>
       </w:r>
-      <w:hyperlink w:history="1" r:id="rIdilsx1uzpuwa_tntuk218o">
+      <w:hyperlink w:history="1" r:id="rIdhl9xw9b6zylie-iknahgd">
         <w:r>
           <w:rPr>
             <w:rStyle w:val="Hyperlink"/>
@@ -807,7 +807,7 @@
       <w:r>
         <w:t xml:space="preserve"> — modifié — </w:t>
       </w:r>
-      <w:hyperlink w:history="1" r:id="rIdzi0b686y4waekkzd2ci0p">
+      <w:hyperlink w:history="1" r:id="rIdnbkfgrmxz66dgjpt03vfo">
         <w:r>
           <w:rPr>
             <w:rStyle w:val="Hyperlink"/>
@@ -844,7 +844,7 @@
       <w:r>
         <w:t xml:space="preserve"> — créé — </w:t>
       </w:r>
-      <w:hyperlink w:history="1" r:id="rIdxj-lzt7jdizprfbtrtk6y">
+      <w:hyperlink w:history="1" r:id="rIdriozp45vhhbouuzcgp51w">
         <w:r>
           <w:rPr>
             <w:rStyle w:val="Hyperlink"/>
@@ -873,7 +873,7 @@
       <w:r>
         <w:t xml:space="preserve"> — modifié — </w:t>
       </w:r>
-      <w:hyperlink w:history="1" r:id="rIdd2keqtifubxo8jc-3dpwe">
+      <w:hyperlink w:history="1" r:id="rIdeoyple0vq6zi0gtg6kuxm">
         <w:r>
           <w:rPr>
             <w:rStyle w:val="Hyperlink"/>
@@ -910,7 +910,7 @@
       <w:r>
         <w:t xml:space="preserve"> — modifié — </w:t>
       </w:r>
-      <w:hyperlink w:history="1" r:id="rIdhhruahyp8litmw-eopxw8">
+      <w:hyperlink w:history="1" r:id="rIdwavyivdp5tcfjbfxobwly">
         <w:r>
           <w:rPr>
             <w:rStyle w:val="Hyperlink"/>
@@ -939,7 +939,7 @@
       <w:r>
         <w:t xml:space="preserve"> — modifié — </w:t>
       </w:r>
-      <w:hyperlink w:history="1" r:id="rIdnk9fb4wzw8j139mmhtyum">
+      <w:hyperlink w:history="1" r:id="rIduiolr_zziqgr_kiipjxp0">
         <w:r>
           <w:rPr>
             <w:rStyle w:val="Hyperlink"/>
@@ -968,7 +968,7 @@
       <w:r>
         <w:t xml:space="preserve"> — créé — </w:t>
       </w:r>
-      <w:hyperlink w:history="1" r:id="rIdsamqujz8oi-jxe7hmwjwk">
+      <w:hyperlink w:history="1" r:id="rIdnf3pehn_urj79ja6evx2o">
         <w:r>
           <w:rPr>
             <w:rStyle w:val="Hyperlink"/>
@@ -1005,7 +1005,7 @@
       <w:r>
         <w:t xml:space="preserve"> — modifié — </w:t>
       </w:r>
-      <w:hyperlink w:history="1" r:id="rId2yzuhj4q4fjq1ricflkkf">
+      <w:hyperlink w:history="1" r:id="rIdnwux8wgwywdhzvrkyefor">
         <w:r>
           <w:rPr>
             <w:rStyle w:val="Hyperlink"/>
@@ -1034,7 +1034,7 @@
       <w:r>
         <w:t xml:space="preserve"> — modifié — </w:t>
       </w:r>
-      <w:hyperlink w:history="1" r:id="rId6qlzntjyswjtsqobmqgbr">
+      <w:hyperlink w:history="1" r:id="rIdio13przpozwr-wac2tlvn">
         <w:r>
           <w:rPr>
             <w:rStyle w:val="Hyperlink"/>
@@ -1063,7 +1063,7 @@
       <w:r>
         <w:t xml:space="preserve"> — modifié — </w:t>
       </w:r>
-      <w:hyperlink w:history="1" r:id="rIdnuysq_vhmkoohcpymxsul">
+      <w:hyperlink w:history="1" r:id="rIdkzqp2nzg2qbbw9xrzacwg">
         <w:r>
           <w:rPr>
             <w:rStyle w:val="Hyperlink"/>

--- a/docs/developpement/phases/word/PHASE_15_EXPORT_POUR_LEXPERT_COMPTABLE.docx
+++ b/docs/developpement/phases/word/PHASE_15_EXPORT_POUR_LEXPERT_COMPTABLE.docx
@@ -20,7 +20,7 @@
       <w:r>
         <w:t xml:space="preserve">FlaiX Expert · dossier de développement · généré le 2026-10-19 depuis le dépôt </w:t>
       </w:r>
-      <w:hyperlink w:history="1" r:id="rIdvd20apid_mq_a91lvgxeg">
+      <w:hyperlink w:history="1" r:id="rId4s03q-p_avbqeth8ze-5v">
         <w:r>
           <w:rPr>
             <w:rStyle w:val="Hyperlink"/>
@@ -578,7 +578,7 @@
           <w:numId w:val="2"/>
         </w:numPr>
       </w:pPr>
-      <w:hyperlink w:history="1" r:id="rIdy-zcc4aimchezz5e7mkt5">
+      <w:hyperlink w:history="1" r:id="rIdm2bfmhf6bb0zfegdd4adg">
         <w:r>
           <w:rPr>
             <w:rStyle w:val="Hyperlink"/>
@@ -598,7 +598,7 @@
           <w:numId w:val="2"/>
         </w:numPr>
       </w:pPr>
-      <w:hyperlink w:history="1" r:id="rIdfibrskh4gx9eklcfhno0g">
+      <w:hyperlink w:history="1" r:id="rIdiet9qulbzz_saeu-u3vvf">
         <w:r>
           <w:rPr>
             <w:rStyle w:val="Hyperlink"/>
@@ -646,7 +646,7 @@
       <w:r>
         <w:t xml:space="preserve"> — créé — </w:t>
       </w:r>
-      <w:hyperlink w:history="1" r:id="rId0qsfvleurfmwqeq-cgkzs">
+      <w:hyperlink w:history="1" r:id="rIdn7btfkmdhbxt9mio_oksh">
         <w:r>
           <w:rPr>
             <w:rStyle w:val="Hyperlink"/>
@@ -683,7 +683,7 @@
       <w:r>
         <w:t xml:space="preserve"> — créé — </w:t>
       </w:r>
-      <w:hyperlink w:history="1" r:id="rIduceqzfr-deouvabvyrf-f">
+      <w:hyperlink w:history="1" r:id="rIdfxhzvbfr0_w26f_ekkoiw">
         <w:r>
           <w:rPr>
             <w:rStyle w:val="Hyperlink"/>
@@ -712,7 +712,7 @@
       <w:r>
         <w:t xml:space="preserve"> — créé — </w:t>
       </w:r>
-      <w:hyperlink w:history="1" r:id="rIddljizeofvlipxdijknh4h">
+      <w:hyperlink w:history="1" r:id="rIdil5szpkw6lz4vss9rjxpi">
         <w:r>
           <w:rPr>
             <w:rStyle w:val="Hyperlink"/>
@@ -749,7 +749,7 @@
       <w:r>
         <w:t xml:space="preserve"> — créé — </w:t>
       </w:r>
-      <w:hyperlink w:history="1" r:id="rIdolqhdhuhpxvw7lzb5m67p">
+      <w:hyperlink w:history="1" r:id="rIdzhythkizyidwoq6hxerou">
         <w:r>
           <w:rPr>
             <w:rStyle w:val="Hyperlink"/>
@@ -778,7 +778,7 @@
       <w:r>
         <w:t xml:space="preserve"> — modifié — </w:t>
       </w:r>
-      <w:hyperlink w:history="1" r:id="rIdhl9xw9b6zylie-iknahgd">
+      <w:hyperlink w:history="1" r:id="rId-x-dcbwk5jiys_1tsjk_l">
         <w:r>
           <w:rPr>
             <w:rStyle w:val="Hyperlink"/>
@@ -807,7 +807,7 @@
       <w:r>
         <w:t xml:space="preserve"> — modifié — </w:t>
       </w:r>
-      <w:hyperlink w:history="1" r:id="rIdnbkfgrmxz66dgjpt03vfo">
+      <w:hyperlink w:history="1" r:id="rIduvzppmqwlgpmukaqczyoh">
         <w:r>
           <w:rPr>
             <w:rStyle w:val="Hyperlink"/>
@@ -844,7 +844,7 @@
       <w:r>
         <w:t xml:space="preserve"> — créé — </w:t>
       </w:r>
-      <w:hyperlink w:history="1" r:id="rIdriozp45vhhbouuzcgp51w">
+      <w:hyperlink w:history="1" r:id="rIduzw7p--by1z2_csz9mmc7">
         <w:r>
           <w:rPr>
             <w:rStyle w:val="Hyperlink"/>
@@ -873,7 +873,7 @@
       <w:r>
         <w:t xml:space="preserve"> — modifié — </w:t>
       </w:r>
-      <w:hyperlink w:history="1" r:id="rIdeoyple0vq6zi0gtg6kuxm">
+      <w:hyperlink w:history="1" r:id="rIdwsffx52tt92bxk-earvda">
         <w:r>
           <w:rPr>
             <w:rStyle w:val="Hyperlink"/>
@@ -910,7 +910,7 @@
       <w:r>
         <w:t xml:space="preserve"> — modifié — </w:t>
       </w:r>
-      <w:hyperlink w:history="1" r:id="rIdwavyivdp5tcfjbfxobwly">
+      <w:hyperlink w:history="1" r:id="rIdllcdrso7nn1xr2oqwiuwi">
         <w:r>
           <w:rPr>
             <w:rStyle w:val="Hyperlink"/>
@@ -939,7 +939,7 @@
       <w:r>
         <w:t xml:space="preserve"> — modifié — </w:t>
       </w:r>
-      <w:hyperlink w:history="1" r:id="rIduiolr_zziqgr_kiipjxp0">
+      <w:hyperlink w:history="1" r:id="rIdsoygjdftytjagckwdjiwm">
         <w:r>
           <w:rPr>
             <w:rStyle w:val="Hyperlink"/>
@@ -968,7 +968,7 @@
       <w:r>
         <w:t xml:space="preserve"> — créé — </w:t>
       </w:r>
-      <w:hyperlink w:history="1" r:id="rIdnf3pehn_urj79ja6evx2o">
+      <w:hyperlink w:history="1" r:id="rIdtvodi2tom0gx2toutm3zm">
         <w:r>
           <w:rPr>
             <w:rStyle w:val="Hyperlink"/>
@@ -1005,7 +1005,7 @@
       <w:r>
         <w:t xml:space="preserve"> — modifié — </w:t>
       </w:r>
-      <w:hyperlink w:history="1" r:id="rIdnwux8wgwywdhzvrkyefor">
+      <w:hyperlink w:history="1" r:id="rIdueysni7myfkqq148t_gza">
         <w:r>
           <w:rPr>
             <w:rStyle w:val="Hyperlink"/>
@@ -1034,7 +1034,7 @@
       <w:r>
         <w:t xml:space="preserve"> — modifié — </w:t>
       </w:r>
-      <w:hyperlink w:history="1" r:id="rIdio13przpozwr-wac2tlvn">
+      <w:hyperlink w:history="1" r:id="rIdpok1ptvk884ychfgawx-n">
         <w:r>
           <w:rPr>
             <w:rStyle w:val="Hyperlink"/>
@@ -1063,7 +1063,7 @@
       <w:r>
         <w:t xml:space="preserve"> — modifié — </w:t>
       </w:r>
-      <w:hyperlink w:history="1" r:id="rIdkzqp2nzg2qbbw9xrzacwg">
+      <w:hyperlink w:history="1" r:id="rIdryto7majeubmwkg5-v1l8">
         <w:r>
           <w:rPr>
             <w:rStyle w:val="Hyperlink"/>

--- a/docs/developpement/phases/word/PHASE_15_EXPORT_POUR_LEXPERT_COMPTABLE.docx
+++ b/docs/developpement/phases/word/PHASE_15_EXPORT_POUR_LEXPERT_COMPTABLE.docx
@@ -18,9 +18,9 @@
         <w:shd w:fill="F6F3FF" w:color="auto" w:val="clear"/>
       </w:pPr>
       <w:r>
-        <w:t xml:space="preserve">FlaiX Expert · dossier de développement · généré le 2026-10-19 depuis le dépôt </w:t>
-      </w:r>
-      <w:hyperlink w:history="1" r:id="rId4s03q-p_avbqeth8ze-5v">
+        <w:t xml:space="preserve">FlaiX Expert · dossier de développement · généré le 2026-10-21 depuis le dépôt </w:t>
+      </w:r>
+      <w:hyperlink w:history="1" r:id="rIdhjfq5gyk58wafqqtatdzo">
         <w:r>
           <w:rPr>
             <w:rStyle w:val="Hyperlink"/>
@@ -578,7 +578,7 @@
           <w:numId w:val="2"/>
         </w:numPr>
       </w:pPr>
-      <w:hyperlink w:history="1" r:id="rIdm2bfmhf6bb0zfegdd4adg">
+      <w:hyperlink w:history="1" r:id="rIdpzbtt4ceep3prjobpujrc">
         <w:r>
           <w:rPr>
             <w:rStyle w:val="Hyperlink"/>
@@ -598,7 +598,7 @@
           <w:numId w:val="2"/>
         </w:numPr>
       </w:pPr>
-      <w:hyperlink w:history="1" r:id="rIdiet9qulbzz_saeu-u3vvf">
+      <w:hyperlink w:history="1" r:id="rIdsacqdnicz5ddm0fyarr-a">
         <w:r>
           <w:rPr>
             <w:rStyle w:val="Hyperlink"/>
@@ -646,7 +646,7 @@
       <w:r>
         <w:t xml:space="preserve"> — créé — </w:t>
       </w:r>
-      <w:hyperlink w:history="1" r:id="rIdn7btfkmdhbxt9mio_oksh">
+      <w:hyperlink w:history="1" r:id="rIddxzhbbly6k0gscoq0n3q5">
         <w:r>
           <w:rPr>
             <w:rStyle w:val="Hyperlink"/>
@@ -683,7 +683,7 @@
       <w:r>
         <w:t xml:space="preserve"> — créé — </w:t>
       </w:r>
-      <w:hyperlink w:history="1" r:id="rIdfxhzvbfr0_w26f_ekkoiw">
+      <w:hyperlink w:history="1" r:id="rIdfsau-nogmgylfytlelwys">
         <w:r>
           <w:rPr>
             <w:rStyle w:val="Hyperlink"/>
@@ -712,7 +712,7 @@
       <w:r>
         <w:t xml:space="preserve"> — créé — </w:t>
       </w:r>
-      <w:hyperlink w:history="1" r:id="rIdil5szpkw6lz4vss9rjxpi">
+      <w:hyperlink w:history="1" r:id="rIdr7cakayp5qpry_revxeoz">
         <w:r>
           <w:rPr>
             <w:rStyle w:val="Hyperlink"/>
@@ -749,7 +749,7 @@
       <w:r>
         <w:t xml:space="preserve"> — créé — </w:t>
       </w:r>
-      <w:hyperlink w:history="1" r:id="rIdzhythkizyidwoq6hxerou">
+      <w:hyperlink w:history="1" r:id="rIda3_m6yd5jlpntkvuxz-fe">
         <w:r>
           <w:rPr>
             <w:rStyle w:val="Hyperlink"/>
@@ -778,7 +778,7 @@
       <w:r>
         <w:t xml:space="preserve"> — modifié — </w:t>
       </w:r>
-      <w:hyperlink w:history="1" r:id="rId-x-dcbwk5jiys_1tsjk_l">
+      <w:hyperlink w:history="1" r:id="rIdwgg4b5m2srwnloj0tecxb">
         <w:r>
           <w:rPr>
             <w:rStyle w:val="Hyperlink"/>
@@ -807,7 +807,7 @@
       <w:r>
         <w:t xml:space="preserve"> — modifié — </w:t>
       </w:r>
-      <w:hyperlink w:history="1" r:id="rIduvzppmqwlgpmukaqczyoh">
+      <w:hyperlink w:history="1" r:id="rIdm_vkanw6jfor2t8d1sduf">
         <w:r>
           <w:rPr>
             <w:rStyle w:val="Hyperlink"/>
@@ -844,7 +844,7 @@
       <w:r>
         <w:t xml:space="preserve"> — créé — </w:t>
       </w:r>
-      <w:hyperlink w:history="1" r:id="rIduzw7p--by1z2_csz9mmc7">
+      <w:hyperlink w:history="1" r:id="rIdk-b7hnwi7u00_ta_ej8sg">
         <w:r>
           <w:rPr>
             <w:rStyle w:val="Hyperlink"/>
@@ -873,7 +873,7 @@
       <w:r>
         <w:t xml:space="preserve"> — modifié — </w:t>
       </w:r>
-      <w:hyperlink w:history="1" r:id="rIdwsffx52tt92bxk-earvda">
+      <w:hyperlink w:history="1" r:id="rIdgh3tybabxmlzmsuuylhzc">
         <w:r>
           <w:rPr>
             <w:rStyle w:val="Hyperlink"/>
@@ -910,7 +910,7 @@
       <w:r>
         <w:t xml:space="preserve"> — modifié — </w:t>
       </w:r>
-      <w:hyperlink w:history="1" r:id="rIdllcdrso7nn1xr2oqwiuwi">
+      <w:hyperlink w:history="1" r:id="rIdbg7snpnqcrsudcqxewvct">
         <w:r>
           <w:rPr>
             <w:rStyle w:val="Hyperlink"/>
@@ -939,7 +939,7 @@
       <w:r>
         <w:t xml:space="preserve"> — modifié — </w:t>
       </w:r>
-      <w:hyperlink w:history="1" r:id="rIdsoygjdftytjagckwdjiwm">
+      <w:hyperlink w:history="1" r:id="rIdc10gzmzjudfkqj-spvt7z">
         <w:r>
           <w:rPr>
             <w:rStyle w:val="Hyperlink"/>
@@ -968,7 +968,7 @@
       <w:r>
         <w:t xml:space="preserve"> — créé — </w:t>
       </w:r>
-      <w:hyperlink w:history="1" r:id="rIdtvodi2tom0gx2toutm3zm">
+      <w:hyperlink w:history="1" r:id="rIdcjowl89p-x0xoud5f0qvw">
         <w:r>
           <w:rPr>
             <w:rStyle w:val="Hyperlink"/>
@@ -1005,7 +1005,7 @@
       <w:r>
         <w:t xml:space="preserve"> — modifié — </w:t>
       </w:r>
-      <w:hyperlink w:history="1" r:id="rIdueysni7myfkqq148t_gza">
+      <w:hyperlink w:history="1" r:id="rId5bv7w--dp4d-2adp2q_zr">
         <w:r>
           <w:rPr>
             <w:rStyle w:val="Hyperlink"/>
@@ -1034,7 +1034,7 @@
       <w:r>
         <w:t xml:space="preserve"> — modifié — </w:t>
       </w:r>
-      <w:hyperlink w:history="1" r:id="rIdpok1ptvk884ychfgawx-n">
+      <w:hyperlink w:history="1" r:id="rIdhr7mm6_marrj0wowdmfjt">
         <w:r>
           <w:rPr>
             <w:rStyle w:val="Hyperlink"/>
@@ -1063,7 +1063,7 @@
       <w:r>
         <w:t xml:space="preserve"> — modifié — </w:t>
       </w:r>
-      <w:hyperlink w:history="1" r:id="rIdryto7majeubmwkg5-v1l8">
+      <w:hyperlink w:history="1" r:id="rIdjjtmvsj4t4hs0xzdryobs">
         <w:r>
           <w:rPr>
             <w:rStyle w:val="Hyperlink"/>

--- a/docs/developpement/phases/word/PHASE_15_EXPORT_POUR_LEXPERT_COMPTABLE.docx
+++ b/docs/developpement/phases/word/PHASE_15_EXPORT_POUR_LEXPERT_COMPTABLE.docx
@@ -20,7 +20,7 @@
       <w:r>
         <w:t xml:space="preserve">FlaiX Expert · dossier de développement · généré le 2026-10-21 depuis le dépôt </w:t>
       </w:r>
-      <w:hyperlink w:history="1" r:id="rIdhjfq5gyk58wafqqtatdzo">
+      <w:hyperlink w:history="1" r:id="rIdajawmvalmdsivy5e3biis">
         <w:r>
           <w:rPr>
             <w:rStyle w:val="Hyperlink"/>
@@ -578,7 +578,7 @@
           <w:numId w:val="2"/>
         </w:numPr>
       </w:pPr>
-      <w:hyperlink w:history="1" r:id="rIdpzbtt4ceep3prjobpujrc">
+      <w:hyperlink w:history="1" r:id="rIdfzczcpiqckl3z048bbe3u">
         <w:r>
           <w:rPr>
             <w:rStyle w:val="Hyperlink"/>
@@ -598,7 +598,7 @@
           <w:numId w:val="2"/>
         </w:numPr>
       </w:pPr>
-      <w:hyperlink w:history="1" r:id="rIdsacqdnicz5ddm0fyarr-a">
+      <w:hyperlink w:history="1" r:id="rIdsln-dys0lp0uobg1-5i1u">
         <w:r>
           <w:rPr>
             <w:rStyle w:val="Hyperlink"/>
@@ -646,7 +646,7 @@
       <w:r>
         <w:t xml:space="preserve"> — créé — </w:t>
       </w:r>
-      <w:hyperlink w:history="1" r:id="rIddxzhbbly6k0gscoq0n3q5">
+      <w:hyperlink w:history="1" r:id="rIde78woajh96msfzx5jawk8">
         <w:r>
           <w:rPr>
             <w:rStyle w:val="Hyperlink"/>
@@ -683,7 +683,7 @@
       <w:r>
         <w:t xml:space="preserve"> — créé — </w:t>
       </w:r>
-      <w:hyperlink w:history="1" r:id="rIdfsau-nogmgylfytlelwys">
+      <w:hyperlink w:history="1" r:id="rIdhn_vinareqdkjtyv3d-pq">
         <w:r>
           <w:rPr>
             <w:rStyle w:val="Hyperlink"/>
@@ -712,7 +712,7 @@
       <w:r>
         <w:t xml:space="preserve"> — créé — </w:t>
       </w:r>
-      <w:hyperlink w:history="1" r:id="rIdr7cakayp5qpry_revxeoz">
+      <w:hyperlink w:history="1" r:id="rIdakrsln830rjq9koyh04uq">
         <w:r>
           <w:rPr>
             <w:rStyle w:val="Hyperlink"/>
@@ -749,7 +749,7 @@
       <w:r>
         <w:t xml:space="preserve"> — créé — </w:t>
       </w:r>
-      <w:hyperlink w:history="1" r:id="rIda3_m6yd5jlpntkvuxz-fe">
+      <w:hyperlink w:history="1" r:id="rIdrse6e8rgadfhtoau-2vi-">
         <w:r>
           <w:rPr>
             <w:rStyle w:val="Hyperlink"/>
@@ -778,7 +778,7 @@
       <w:r>
         <w:t xml:space="preserve"> — modifié — </w:t>
       </w:r>
-      <w:hyperlink w:history="1" r:id="rIdwgg4b5m2srwnloj0tecxb">
+      <w:hyperlink w:history="1" r:id="rIdpr1ybsfvpkafqhluupbj7">
         <w:r>
           <w:rPr>
             <w:rStyle w:val="Hyperlink"/>
@@ -807,7 +807,7 @@
       <w:r>
         <w:t xml:space="preserve"> — modifié — </w:t>
       </w:r>
-      <w:hyperlink w:history="1" r:id="rIdm_vkanw6jfor2t8d1sduf">
+      <w:hyperlink w:history="1" r:id="rId4m4rwmxh_alxylwvogakx">
         <w:r>
           <w:rPr>
             <w:rStyle w:val="Hyperlink"/>
@@ -844,7 +844,7 @@
       <w:r>
         <w:t xml:space="preserve"> — créé — </w:t>
       </w:r>
-      <w:hyperlink w:history="1" r:id="rIdk-b7hnwi7u00_ta_ej8sg">
+      <w:hyperlink w:history="1" r:id="rIdhjhnp7x0rppgg7rc3f6fj">
         <w:r>
           <w:rPr>
             <w:rStyle w:val="Hyperlink"/>
@@ -873,7 +873,7 @@
       <w:r>
         <w:t xml:space="preserve"> — modifié — </w:t>
       </w:r>
-      <w:hyperlink w:history="1" r:id="rIdgh3tybabxmlzmsuuylhzc">
+      <w:hyperlink w:history="1" r:id="rIdi2hi6fgcmo10r7uhn-kkr">
         <w:r>
           <w:rPr>
             <w:rStyle w:val="Hyperlink"/>
@@ -910,7 +910,7 @@
       <w:r>
         <w:t xml:space="preserve"> — modifié — </w:t>
       </w:r>
-      <w:hyperlink w:history="1" r:id="rIdbg7snpnqcrsudcqxewvct">
+      <w:hyperlink w:history="1" r:id="rIdsuzekvsxny7uemju1kngk">
         <w:r>
           <w:rPr>
             <w:rStyle w:val="Hyperlink"/>
@@ -939,7 +939,7 @@
       <w:r>
         <w:t xml:space="preserve"> — modifié — </w:t>
       </w:r>
-      <w:hyperlink w:history="1" r:id="rIdc10gzmzjudfkqj-spvt7z">
+      <w:hyperlink w:history="1" r:id="rIdh0-e4n3-noulr720k7gio">
         <w:r>
           <w:rPr>
             <w:rStyle w:val="Hyperlink"/>
@@ -968,7 +968,7 @@
       <w:r>
         <w:t xml:space="preserve"> — créé — </w:t>
       </w:r>
-      <w:hyperlink w:history="1" r:id="rIdcjowl89p-x0xoud5f0qvw">
+      <w:hyperlink w:history="1" r:id="rIdzw1elk5tgzysu9hekpezn">
         <w:r>
           <w:rPr>
             <w:rStyle w:val="Hyperlink"/>
@@ -1005,7 +1005,7 @@
       <w:r>
         <w:t xml:space="preserve"> — modifié — </w:t>
       </w:r>
-      <w:hyperlink w:history="1" r:id="rId5bv7w--dp4d-2adp2q_zr">
+      <w:hyperlink w:history="1" r:id="rIdflj3bxkzwzcrysudqc9x7">
         <w:r>
           <w:rPr>
             <w:rStyle w:val="Hyperlink"/>
@@ -1034,7 +1034,7 @@
       <w:r>
         <w:t xml:space="preserve"> — modifié — </w:t>
       </w:r>
-      <w:hyperlink w:history="1" r:id="rIdhr7mm6_marrj0wowdmfjt">
+      <w:hyperlink w:history="1" r:id="rIdtu2ekcequs5sgpzjpiq8w">
         <w:r>
           <w:rPr>
             <w:rStyle w:val="Hyperlink"/>
@@ -1063,7 +1063,7 @@
       <w:r>
         <w:t xml:space="preserve"> — modifié — </w:t>
       </w:r>
-      <w:hyperlink w:history="1" r:id="rIdjjtmvsj4t4hs0xzdryobs">
+      <w:hyperlink w:history="1" r:id="rId3oscjc-qcuhp05tdqdjoa">
         <w:r>
           <w:rPr>
             <w:rStyle w:val="Hyperlink"/>

--- a/docs/developpement/phases/word/PHASE_15_EXPORT_POUR_LEXPERT_COMPTABLE.docx
+++ b/docs/developpement/phases/word/PHASE_15_EXPORT_POUR_LEXPERT_COMPTABLE.docx
@@ -18,9 +18,9 @@
         <w:shd w:fill="F6F3FF" w:color="auto" w:val="clear"/>
       </w:pPr>
       <w:r>
-        <w:t xml:space="preserve">FlaiX Expert · dossier de développement · généré le 2026-10-21 depuis le dépôt </w:t>
-      </w:r>
-      <w:hyperlink w:history="1" r:id="rIdajawmvalmdsivy5e3biis">
+        <w:t xml:space="preserve">FlaiX Expert · dossier de développement · généré le 2026-10-23 depuis le dépôt </w:t>
+      </w:r>
+      <w:hyperlink w:history="1" r:id="rIduilpewcgyu-upfbyntgsl">
         <w:r>
           <w:rPr>
             <w:rStyle w:val="Hyperlink"/>
@@ -578,7 +578,7 @@
           <w:numId w:val="2"/>
         </w:numPr>
       </w:pPr>
-      <w:hyperlink w:history="1" r:id="rIdfzczcpiqckl3z048bbe3u">
+      <w:hyperlink w:history="1" r:id="rIdqubngmu3socncf-gsmc_l">
         <w:r>
           <w:rPr>
             <w:rStyle w:val="Hyperlink"/>
@@ -598,7 +598,7 @@
           <w:numId w:val="2"/>
         </w:numPr>
       </w:pPr>
-      <w:hyperlink w:history="1" r:id="rIdsln-dys0lp0uobg1-5i1u">
+      <w:hyperlink w:history="1" r:id="rIdibpwkqbnfqjfkrvdjmrkg">
         <w:r>
           <w:rPr>
             <w:rStyle w:val="Hyperlink"/>
@@ -646,7 +646,7 @@
       <w:r>
         <w:t xml:space="preserve"> — créé — </w:t>
       </w:r>
-      <w:hyperlink w:history="1" r:id="rIde78woajh96msfzx5jawk8">
+      <w:hyperlink w:history="1" r:id="rId2abgq19shvokgm5s4glld">
         <w:r>
           <w:rPr>
             <w:rStyle w:val="Hyperlink"/>
@@ -683,7 +683,7 @@
       <w:r>
         <w:t xml:space="preserve"> — créé — </w:t>
       </w:r>
-      <w:hyperlink w:history="1" r:id="rIdhn_vinareqdkjtyv3d-pq">
+      <w:hyperlink w:history="1" r:id="rIdghffscrv_-m14vmjdqfje">
         <w:r>
           <w:rPr>
             <w:rStyle w:val="Hyperlink"/>
@@ -712,7 +712,7 @@
       <w:r>
         <w:t xml:space="preserve"> — créé — </w:t>
       </w:r>
-      <w:hyperlink w:history="1" r:id="rIdakrsln830rjq9koyh04uq">
+      <w:hyperlink w:history="1" r:id="rIdathrrzuoadrchhy769zka">
         <w:r>
           <w:rPr>
             <w:rStyle w:val="Hyperlink"/>
@@ -749,7 +749,7 @@
       <w:r>
         <w:t xml:space="preserve"> — créé — </w:t>
       </w:r>
-      <w:hyperlink w:history="1" r:id="rIdrse6e8rgadfhtoau-2vi-">
+      <w:hyperlink w:history="1" r:id="rIdx92ujyp-fh8afr2e_7njt">
         <w:r>
           <w:rPr>
             <w:rStyle w:val="Hyperlink"/>
@@ -778,7 +778,7 @@
       <w:r>
         <w:t xml:space="preserve"> — modifié — </w:t>
       </w:r>
-      <w:hyperlink w:history="1" r:id="rIdpr1ybsfvpkafqhluupbj7">
+      <w:hyperlink w:history="1" r:id="rIdp-0ivgjpauq7f1sdriq6b">
         <w:r>
           <w:rPr>
             <w:rStyle w:val="Hyperlink"/>
@@ -807,7 +807,7 @@
       <w:r>
         <w:t xml:space="preserve"> — modifié — </w:t>
       </w:r>
-      <w:hyperlink w:history="1" r:id="rId4m4rwmxh_alxylwvogakx">
+      <w:hyperlink w:history="1" r:id="rIds8gtc5kvlulo9v8lxzb1y">
         <w:r>
           <w:rPr>
             <w:rStyle w:val="Hyperlink"/>
@@ -844,7 +844,7 @@
       <w:r>
         <w:t xml:space="preserve"> — créé — </w:t>
       </w:r>
-      <w:hyperlink w:history="1" r:id="rIdhjhnp7x0rppgg7rc3f6fj">
+      <w:hyperlink w:history="1" r:id="rIdvki9ejpl-45-xffws_cft">
         <w:r>
           <w:rPr>
             <w:rStyle w:val="Hyperlink"/>
@@ -873,7 +873,7 @@
       <w:r>
         <w:t xml:space="preserve"> — modifié — </w:t>
       </w:r>
-      <w:hyperlink w:history="1" r:id="rIdi2hi6fgcmo10r7uhn-kkr">
+      <w:hyperlink w:history="1" r:id="rIdifxg-gr-1q5ptafmhwk6r">
         <w:r>
           <w:rPr>
             <w:rStyle w:val="Hyperlink"/>
@@ -910,7 +910,7 @@
       <w:r>
         <w:t xml:space="preserve"> — modifié — </w:t>
       </w:r>
-      <w:hyperlink w:history="1" r:id="rIdsuzekvsxny7uemju1kngk">
+      <w:hyperlink w:history="1" r:id="rId7dit2zvmupml2lxalbf0b">
         <w:r>
           <w:rPr>
             <w:rStyle w:val="Hyperlink"/>
@@ -939,7 +939,7 @@
       <w:r>
         <w:t xml:space="preserve"> — modifié — </w:t>
       </w:r>
-      <w:hyperlink w:history="1" r:id="rIdh0-e4n3-noulr720k7gio">
+      <w:hyperlink w:history="1" r:id="rIdh-9atpe-nxni7tle3afzg">
         <w:r>
           <w:rPr>
             <w:rStyle w:val="Hyperlink"/>
@@ -968,7 +968,7 @@
       <w:r>
         <w:t xml:space="preserve"> — créé — </w:t>
       </w:r>
-      <w:hyperlink w:history="1" r:id="rIdzw1elk5tgzysu9hekpezn">
+      <w:hyperlink w:history="1" r:id="rId8vkefmdh83ocmjln4zpvh">
         <w:r>
           <w:rPr>
             <w:rStyle w:val="Hyperlink"/>
@@ -1005,7 +1005,7 @@
       <w:r>
         <w:t xml:space="preserve"> — modifié — </w:t>
       </w:r>
-      <w:hyperlink w:history="1" r:id="rIdflj3bxkzwzcrysudqc9x7">
+      <w:hyperlink w:history="1" r:id="rIdw92hin1e77mswiatpxrbj">
         <w:r>
           <w:rPr>
             <w:rStyle w:val="Hyperlink"/>
@@ -1034,7 +1034,7 @@
       <w:r>
         <w:t xml:space="preserve"> — modifié — </w:t>
       </w:r>
-      <w:hyperlink w:history="1" r:id="rIdtu2ekcequs5sgpzjpiq8w">
+      <w:hyperlink w:history="1" r:id="rIdkuywdz_lrrequbjkb6wxs">
         <w:r>
           <w:rPr>
             <w:rStyle w:val="Hyperlink"/>
@@ -1063,7 +1063,7 @@
       <w:r>
         <w:t xml:space="preserve"> — modifié — </w:t>
       </w:r>
-      <w:hyperlink w:history="1" r:id="rId3oscjc-qcuhp05tdqdjoa">
+      <w:hyperlink w:history="1" r:id="rIdcdmp5yp61cgvye8vae_j0">
         <w:r>
           <w:rPr>
             <w:rStyle w:val="Hyperlink"/>

--- a/docs/developpement/phases/word/PHASE_15_EXPORT_POUR_LEXPERT_COMPTABLE.docx
+++ b/docs/developpement/phases/word/PHASE_15_EXPORT_POUR_LEXPERT_COMPTABLE.docx
@@ -18,9 +18,9 @@
         <w:shd w:fill="F6F3FF" w:color="auto" w:val="clear"/>
       </w:pPr>
       <w:r>
-        <w:t xml:space="preserve">FlaiX Expert · dossier de développement · généré le 2026-10-23 depuis le dépôt </w:t>
-      </w:r>
-      <w:hyperlink w:history="1" r:id="rIduilpewcgyu-upfbyntgsl">
+        <w:t xml:space="preserve">FlaiX Expert · dossier de développement · généré le 2026-10-24 depuis le dépôt </w:t>
+      </w:r>
+      <w:hyperlink w:history="1" r:id="rIdbfwijtxjxrpvjckizkko-">
         <w:r>
           <w:rPr>
             <w:rStyle w:val="Hyperlink"/>
@@ -578,7 +578,7 @@
           <w:numId w:val="2"/>
         </w:numPr>
       </w:pPr>
-      <w:hyperlink w:history="1" r:id="rIdqubngmu3socncf-gsmc_l">
+      <w:hyperlink w:history="1" r:id="rIdl30soutjhg1cef0dwvhqk">
         <w:r>
           <w:rPr>
             <w:rStyle w:val="Hyperlink"/>
@@ -598,7 +598,7 @@
           <w:numId w:val="2"/>
         </w:numPr>
       </w:pPr>
-      <w:hyperlink w:history="1" r:id="rIdibpwkqbnfqjfkrvdjmrkg">
+      <w:hyperlink w:history="1" r:id="rId4fggytx4nk4abi-pqolaq">
         <w:r>
           <w:rPr>
             <w:rStyle w:val="Hyperlink"/>
@@ -646,7 +646,7 @@
       <w:r>
         <w:t xml:space="preserve"> — créé — </w:t>
       </w:r>
-      <w:hyperlink w:history="1" r:id="rId2abgq19shvokgm5s4glld">
+      <w:hyperlink w:history="1" r:id="rIdboijvnem0d3z5ooeuevf8">
         <w:r>
           <w:rPr>
             <w:rStyle w:val="Hyperlink"/>
@@ -683,7 +683,7 @@
       <w:r>
         <w:t xml:space="preserve"> — créé — </w:t>
       </w:r>
-      <w:hyperlink w:history="1" r:id="rIdghffscrv_-m14vmjdqfje">
+      <w:hyperlink w:history="1" r:id="rIdrex_-mepc83ilm7ks-hxs">
         <w:r>
           <w:rPr>
             <w:rStyle w:val="Hyperlink"/>
@@ -712,7 +712,7 @@
       <w:r>
         <w:t xml:space="preserve"> — créé — </w:t>
       </w:r>
-      <w:hyperlink w:history="1" r:id="rIdathrrzuoadrchhy769zka">
+      <w:hyperlink w:history="1" r:id="rIdyd7gghrgz90tem1cbyb_8">
         <w:r>
           <w:rPr>
             <w:rStyle w:val="Hyperlink"/>
@@ -749,7 +749,7 @@
       <w:r>
         <w:t xml:space="preserve"> — créé — </w:t>
       </w:r>
-      <w:hyperlink w:history="1" r:id="rIdx92ujyp-fh8afr2e_7njt">
+      <w:hyperlink w:history="1" r:id="rIdvffe6f4oz_jlf6udwjjw_">
         <w:r>
           <w:rPr>
             <w:rStyle w:val="Hyperlink"/>
@@ -778,7 +778,7 @@
       <w:r>
         <w:t xml:space="preserve"> — modifié — </w:t>
       </w:r>
-      <w:hyperlink w:history="1" r:id="rIdp-0ivgjpauq7f1sdriq6b">
+      <w:hyperlink w:history="1" r:id="rIdonctgdz_4ozrvtauv5ouh">
         <w:r>
           <w:rPr>
             <w:rStyle w:val="Hyperlink"/>
@@ -807,7 +807,7 @@
       <w:r>
         <w:t xml:space="preserve"> — modifié — </w:t>
       </w:r>
-      <w:hyperlink w:history="1" r:id="rIds8gtc5kvlulo9v8lxzb1y">
+      <w:hyperlink w:history="1" r:id="rIdr3nuclbn0ldp4l7wnfx-b">
         <w:r>
           <w:rPr>
             <w:rStyle w:val="Hyperlink"/>
@@ -844,7 +844,7 @@
       <w:r>
         <w:t xml:space="preserve"> — créé — </w:t>
       </w:r>
-      <w:hyperlink w:history="1" r:id="rIdvki9ejpl-45-xffws_cft">
+      <w:hyperlink w:history="1" r:id="rIdg6861ihorhx_d_mrek9q-">
         <w:r>
           <w:rPr>
             <w:rStyle w:val="Hyperlink"/>
@@ -873,7 +873,7 @@
       <w:r>
         <w:t xml:space="preserve"> — modifié — </w:t>
       </w:r>
-      <w:hyperlink w:history="1" r:id="rIdifxg-gr-1q5ptafmhwk6r">
+      <w:hyperlink w:history="1" r:id="rId7mu8jl0x33amcgv7dkkxh">
         <w:r>
           <w:rPr>
             <w:rStyle w:val="Hyperlink"/>
@@ -910,7 +910,7 @@
       <w:r>
         <w:t xml:space="preserve"> — modifié — </w:t>
       </w:r>
-      <w:hyperlink w:history="1" r:id="rId7dit2zvmupml2lxalbf0b">
+      <w:hyperlink w:history="1" r:id="rIduzdrvob8ertfoxacjfx5x">
         <w:r>
           <w:rPr>
             <w:rStyle w:val="Hyperlink"/>
@@ -939,7 +939,7 @@
       <w:r>
         <w:t xml:space="preserve"> — modifié — </w:t>
       </w:r>
-      <w:hyperlink w:history="1" r:id="rIdh-9atpe-nxni7tle3afzg">
+      <w:hyperlink w:history="1" r:id="rId6a0jczpmlp4txx-a36j7r">
         <w:r>
           <w:rPr>
             <w:rStyle w:val="Hyperlink"/>
@@ -968,7 +968,7 @@
       <w:r>
         <w:t xml:space="preserve"> — créé — </w:t>
       </w:r>
-      <w:hyperlink w:history="1" r:id="rId8vkefmdh83ocmjln4zpvh">
+      <w:hyperlink w:history="1" r:id="rId2huujxw-jqw8a9iehmw_d">
         <w:r>
           <w:rPr>
             <w:rStyle w:val="Hyperlink"/>
@@ -1005,7 +1005,7 @@
       <w:r>
         <w:t xml:space="preserve"> — modifié — </w:t>
       </w:r>
-      <w:hyperlink w:history="1" r:id="rIdw92hin1e77mswiatpxrbj">
+      <w:hyperlink w:history="1" r:id="rIdlnatsluxy0mb_dtiaqns9">
         <w:r>
           <w:rPr>
             <w:rStyle w:val="Hyperlink"/>
@@ -1034,7 +1034,7 @@
       <w:r>
         <w:t xml:space="preserve"> — modifié — </w:t>
       </w:r>
-      <w:hyperlink w:history="1" r:id="rIdkuywdz_lrrequbjkb6wxs">
+      <w:hyperlink w:history="1" r:id="rId0ldyozfjmeewqinlnalfw">
         <w:r>
           <w:rPr>
             <w:rStyle w:val="Hyperlink"/>
@@ -1063,7 +1063,7 @@
       <w:r>
         <w:t xml:space="preserve"> — modifié — </w:t>
       </w:r>
-      <w:hyperlink w:history="1" r:id="rIdcdmp5yp61cgvye8vae_j0">
+      <w:hyperlink w:history="1" r:id="rIdlhf3txp7_jzksap19zqkr">
         <w:r>
           <w:rPr>
             <w:rStyle w:val="Hyperlink"/>

--- a/docs/developpement/phases/word/PHASE_15_EXPORT_POUR_LEXPERT_COMPTABLE.docx
+++ b/docs/developpement/phases/word/PHASE_15_EXPORT_POUR_LEXPERT_COMPTABLE.docx
@@ -18,9 +18,9 @@
         <w:shd w:fill="F6F3FF" w:color="auto" w:val="clear"/>
       </w:pPr>
       <w:r>
-        <w:t xml:space="preserve">FlaiX Expert · dossier de développement · généré le 2026-10-24 depuis le dépôt </w:t>
-      </w:r>
-      <w:hyperlink w:history="1" r:id="rIdbfwijtxjxrpvjckizkko-">
+        <w:t xml:space="preserve">FlaiX Expert · dossier de développement · généré le 2026-10-25 depuis le dépôt </w:t>
+      </w:r>
+      <w:hyperlink w:history="1" r:id="rIdwdnfqfnqxgk4qk3hkmqam">
         <w:r>
           <w:rPr>
             <w:rStyle w:val="Hyperlink"/>
@@ -578,7 +578,7 @@
           <w:numId w:val="2"/>
         </w:numPr>
       </w:pPr>
-      <w:hyperlink w:history="1" r:id="rIdl30soutjhg1cef0dwvhqk">
+      <w:hyperlink w:history="1" r:id="rId-rjik0xr3xnlilnbyptw-">
         <w:r>
           <w:rPr>
             <w:rStyle w:val="Hyperlink"/>
@@ -598,7 +598,7 @@
           <w:numId w:val="2"/>
         </w:numPr>
       </w:pPr>
-      <w:hyperlink w:history="1" r:id="rId4fggytx4nk4abi-pqolaq">
+      <w:hyperlink w:history="1" r:id="rIdvliinfvpg0k6q-c5vw5qu">
         <w:r>
           <w:rPr>
             <w:rStyle w:val="Hyperlink"/>
@@ -646,7 +646,7 @@
       <w:r>
         <w:t xml:space="preserve"> — créé — </w:t>
       </w:r>
-      <w:hyperlink w:history="1" r:id="rIdboijvnem0d3z5ooeuevf8">
+      <w:hyperlink w:history="1" r:id="rIdxl5xn_io485fqzj1qh9fd">
         <w:r>
           <w:rPr>
             <w:rStyle w:val="Hyperlink"/>
@@ -683,7 +683,7 @@
       <w:r>
         <w:t xml:space="preserve"> — créé — </w:t>
       </w:r>
-      <w:hyperlink w:history="1" r:id="rIdrex_-mepc83ilm7ks-hxs">
+      <w:hyperlink w:history="1" r:id="rIdj-idmrtdwgwbzl2_ietyt">
         <w:r>
           <w:rPr>
             <w:rStyle w:val="Hyperlink"/>
@@ -712,7 +712,7 @@
       <w:r>
         <w:t xml:space="preserve"> — créé — </w:t>
       </w:r>
-      <w:hyperlink w:history="1" r:id="rIdyd7gghrgz90tem1cbyb_8">
+      <w:hyperlink w:history="1" r:id="rIdhtfjzv8izrum4gtwou2dx">
         <w:r>
           <w:rPr>
             <w:rStyle w:val="Hyperlink"/>
@@ -749,7 +749,7 @@
       <w:r>
         <w:t xml:space="preserve"> — créé — </w:t>
       </w:r>
-      <w:hyperlink w:history="1" r:id="rIdvffe6f4oz_jlf6udwjjw_">
+      <w:hyperlink w:history="1" r:id="rIdssqle9tmr44whrumsvmir">
         <w:r>
           <w:rPr>
             <w:rStyle w:val="Hyperlink"/>
@@ -778,7 +778,7 @@
       <w:r>
         <w:t xml:space="preserve"> — modifié — </w:t>
       </w:r>
-      <w:hyperlink w:history="1" r:id="rIdonctgdz_4ozrvtauv5ouh">
+      <w:hyperlink w:history="1" r:id="rIdpurpqapz1pojobyi4ddrs">
         <w:r>
           <w:rPr>
             <w:rStyle w:val="Hyperlink"/>
@@ -807,7 +807,7 @@
       <w:r>
         <w:t xml:space="preserve"> — modifié — </w:t>
       </w:r>
-      <w:hyperlink w:history="1" r:id="rIdr3nuclbn0ldp4l7wnfx-b">
+      <w:hyperlink w:history="1" r:id="rIdd03ivco_owuxq1kuihdsk">
         <w:r>
           <w:rPr>
             <w:rStyle w:val="Hyperlink"/>
@@ -844,7 +844,7 @@
       <w:r>
         <w:t xml:space="preserve"> — créé — </w:t>
       </w:r>
-      <w:hyperlink w:history="1" r:id="rIdg6861ihorhx_d_mrek9q-">
+      <w:hyperlink w:history="1" r:id="rId793gmrmfhnzibdzlqiewb">
         <w:r>
           <w:rPr>
             <w:rStyle w:val="Hyperlink"/>
@@ -873,7 +873,7 @@
       <w:r>
         <w:t xml:space="preserve"> — modifié — </w:t>
       </w:r>
-      <w:hyperlink w:history="1" r:id="rId7mu8jl0x33amcgv7dkkxh">
+      <w:hyperlink w:history="1" r:id="rIdbbxtrcahxfocs_qjzhjhn">
         <w:r>
           <w:rPr>
             <w:rStyle w:val="Hyperlink"/>
@@ -910,7 +910,7 @@
       <w:r>
         <w:t xml:space="preserve"> — modifié — </w:t>
       </w:r>
-      <w:hyperlink w:history="1" r:id="rIduzdrvob8ertfoxacjfx5x">
+      <w:hyperlink w:history="1" r:id="rIdh5xrdl5hfct79minm4ixd">
         <w:r>
           <w:rPr>
             <w:rStyle w:val="Hyperlink"/>
@@ -939,7 +939,7 @@
       <w:r>
         <w:t xml:space="preserve"> — modifié — </w:t>
       </w:r>
-      <w:hyperlink w:history="1" r:id="rId6a0jczpmlp4txx-a36j7r">
+      <w:hyperlink w:history="1" r:id="rIdzunpkp42a5xuorw9vdxus">
         <w:r>
           <w:rPr>
             <w:rStyle w:val="Hyperlink"/>
@@ -968,7 +968,7 @@
       <w:r>
         <w:t xml:space="preserve"> — créé — </w:t>
       </w:r>
-      <w:hyperlink w:history="1" r:id="rId2huujxw-jqw8a9iehmw_d">
+      <w:hyperlink w:history="1" r:id="rId2i2rqfwxkytcr2kr_icfz">
         <w:r>
           <w:rPr>
             <w:rStyle w:val="Hyperlink"/>
@@ -1005,7 +1005,7 @@
       <w:r>
         <w:t xml:space="preserve"> — modifié — </w:t>
       </w:r>
-      <w:hyperlink w:history="1" r:id="rIdlnatsluxy0mb_dtiaqns9">
+      <w:hyperlink w:history="1" r:id="rIdvkrz0ilw5hicmm4lbdz7m">
         <w:r>
           <w:rPr>
             <w:rStyle w:val="Hyperlink"/>
@@ -1034,7 +1034,7 @@
       <w:r>
         <w:t xml:space="preserve"> — modifié — </w:t>
       </w:r>
-      <w:hyperlink w:history="1" r:id="rId0ldyozfjmeewqinlnalfw">
+      <w:hyperlink w:history="1" r:id="rIdvknjdjuys0ggejucgugjc">
         <w:r>
           <w:rPr>
             <w:rStyle w:val="Hyperlink"/>
@@ -1063,7 +1063,7 @@
       <w:r>
         <w:t xml:space="preserve"> — modifié — </w:t>
       </w:r>
-      <w:hyperlink w:history="1" r:id="rIdlhf3txp7_jzksap19zqkr">
+      <w:hyperlink w:history="1" r:id="rIdkbyyuq2bnyry41gdsgrw3">
         <w:r>
           <w:rPr>
             <w:rStyle w:val="Hyperlink"/>

--- a/docs/developpement/phases/word/PHASE_15_EXPORT_POUR_LEXPERT_COMPTABLE.docx
+++ b/docs/developpement/phases/word/PHASE_15_EXPORT_POUR_LEXPERT_COMPTABLE.docx
@@ -20,7 +20,7 @@
       <w:r>
         <w:t xml:space="preserve">FlaiX Expert · dossier de développement · généré le 2026-10-25 depuis le dépôt </w:t>
       </w:r>
-      <w:hyperlink w:history="1" r:id="rIdwdnfqfnqxgk4qk3hkmqam">
+      <w:hyperlink w:history="1" r:id="rIdy6uhaxg3iknbtj6q5i-hg">
         <w:r>
           <w:rPr>
             <w:rStyle w:val="Hyperlink"/>
@@ -578,7 +578,7 @@
           <w:numId w:val="2"/>
         </w:numPr>
       </w:pPr>
-      <w:hyperlink w:history="1" r:id="rId-rjik0xr3xnlilnbyptw-">
+      <w:hyperlink w:history="1" r:id="rIdz1uw-jr55zxkh_wgffzm9">
         <w:r>
           <w:rPr>
             <w:rStyle w:val="Hyperlink"/>
@@ -598,7 +598,7 @@
           <w:numId w:val="2"/>
         </w:numPr>
       </w:pPr>
-      <w:hyperlink w:history="1" r:id="rIdvliinfvpg0k6q-c5vw5qu">
+      <w:hyperlink w:history="1" r:id="rIdzywrpd14ql3dmizsuqexk">
         <w:r>
           <w:rPr>
             <w:rStyle w:val="Hyperlink"/>
@@ -646,7 +646,7 @@
       <w:r>
         <w:t xml:space="preserve"> — créé — </w:t>
       </w:r>
-      <w:hyperlink w:history="1" r:id="rIdxl5xn_io485fqzj1qh9fd">
+      <w:hyperlink w:history="1" r:id="rIdu_fc8wwa4gpbdwbace0b6">
         <w:r>
           <w:rPr>
             <w:rStyle w:val="Hyperlink"/>
@@ -683,7 +683,7 @@
       <w:r>
         <w:t xml:space="preserve"> — créé — </w:t>
       </w:r>
-      <w:hyperlink w:history="1" r:id="rIdj-idmrtdwgwbzl2_ietyt">
+      <w:hyperlink w:history="1" r:id="rId1hckdx5svldqrdhfq_byt">
         <w:r>
           <w:rPr>
             <w:rStyle w:val="Hyperlink"/>
@@ -712,7 +712,7 @@
       <w:r>
         <w:t xml:space="preserve"> — créé — </w:t>
       </w:r>
-      <w:hyperlink w:history="1" r:id="rIdhtfjzv8izrum4gtwou2dx">
+      <w:hyperlink w:history="1" r:id="rIdxy9gqj789zlcyczo9dzij">
         <w:r>
           <w:rPr>
             <w:rStyle w:val="Hyperlink"/>
@@ -749,7 +749,7 @@
       <w:r>
         <w:t xml:space="preserve"> — créé — </w:t>
       </w:r>
-      <w:hyperlink w:history="1" r:id="rIdssqle9tmr44whrumsvmir">
+      <w:hyperlink w:history="1" r:id="rIdt6tnymwp0kok3evsyzszj">
         <w:r>
           <w:rPr>
             <w:rStyle w:val="Hyperlink"/>
@@ -778,7 +778,7 @@
       <w:r>
         <w:t xml:space="preserve"> — modifié — </w:t>
       </w:r>
-      <w:hyperlink w:history="1" r:id="rIdpurpqapz1pojobyi4ddrs">
+      <w:hyperlink w:history="1" r:id="rIdvwnv-otmsnec7bw_3d5hy">
         <w:r>
           <w:rPr>
             <w:rStyle w:val="Hyperlink"/>
@@ -807,7 +807,7 @@
       <w:r>
         <w:t xml:space="preserve"> — modifié — </w:t>
       </w:r>
-      <w:hyperlink w:history="1" r:id="rIdd03ivco_owuxq1kuihdsk">
+      <w:hyperlink w:history="1" r:id="rId87-l8_-ymr5i5y9ek9ogz">
         <w:r>
           <w:rPr>
             <w:rStyle w:val="Hyperlink"/>
@@ -844,7 +844,7 @@
       <w:r>
         <w:t xml:space="preserve"> — créé — </w:t>
       </w:r>
-      <w:hyperlink w:history="1" r:id="rId793gmrmfhnzibdzlqiewb">
+      <w:hyperlink w:history="1" r:id="rIdgvcbacithhnbuvcediftq">
         <w:r>
           <w:rPr>
             <w:rStyle w:val="Hyperlink"/>
@@ -873,7 +873,7 @@
       <w:r>
         <w:t xml:space="preserve"> — modifié — </w:t>
       </w:r>
-      <w:hyperlink w:history="1" r:id="rIdbbxtrcahxfocs_qjzhjhn">
+      <w:hyperlink w:history="1" r:id="rIdyzuveprxlnpvupf7cignj">
         <w:r>
           <w:rPr>
             <w:rStyle w:val="Hyperlink"/>
@@ -910,7 +910,7 @@
       <w:r>
         <w:t xml:space="preserve"> — modifié — </w:t>
       </w:r>
-      <w:hyperlink w:history="1" r:id="rIdh5xrdl5hfct79minm4ixd">
+      <w:hyperlink w:history="1" r:id="rIdcpm8gjsht6lexsev9cmdd">
         <w:r>
           <w:rPr>
             <w:rStyle w:val="Hyperlink"/>
@@ -939,7 +939,7 @@
       <w:r>
         <w:t xml:space="preserve"> — modifié — </w:t>
       </w:r>
-      <w:hyperlink w:history="1" r:id="rIdzunpkp42a5xuorw9vdxus">
+      <w:hyperlink w:history="1" r:id="rIdwubc8blnbhcehzbsxeg8a">
         <w:r>
           <w:rPr>
             <w:rStyle w:val="Hyperlink"/>
@@ -968,7 +968,7 @@
       <w:r>
         <w:t xml:space="preserve"> — créé — </w:t>
       </w:r>
-      <w:hyperlink w:history="1" r:id="rId2i2rqfwxkytcr2kr_icfz">
+      <w:hyperlink w:history="1" r:id="rId7vxv2begdjlervw9-fup3">
         <w:r>
           <w:rPr>
             <w:rStyle w:val="Hyperlink"/>
@@ -1005,7 +1005,7 @@
       <w:r>
         <w:t xml:space="preserve"> — modifié — </w:t>
       </w:r>
-      <w:hyperlink w:history="1" r:id="rIdvkrz0ilw5hicmm4lbdz7m">
+      <w:hyperlink w:history="1" r:id="rIdacxjkrgrlpmkav8pjfzns">
         <w:r>
           <w:rPr>
             <w:rStyle w:val="Hyperlink"/>
@@ -1034,7 +1034,7 @@
       <w:r>
         <w:t xml:space="preserve"> — modifié — </w:t>
       </w:r>
-      <w:hyperlink w:history="1" r:id="rIdvknjdjuys0ggejucgugjc">
+      <w:hyperlink w:history="1" r:id="rIdvorklmaifkad6rjs8obuz">
         <w:r>
           <w:rPr>
             <w:rStyle w:val="Hyperlink"/>
@@ -1063,7 +1063,7 @@
       <w:r>
         <w:t xml:space="preserve"> — modifié — </w:t>
       </w:r>
-      <w:hyperlink w:history="1" r:id="rIdkbyyuq2bnyry41gdsgrw3">
+      <w:hyperlink w:history="1" r:id="rId4he0el-wtgq-q9ea-63oj">
         <w:r>
           <w:rPr>
             <w:rStyle w:val="Hyperlink"/>

--- a/docs/developpement/phases/word/PHASE_15_EXPORT_POUR_LEXPERT_COMPTABLE.docx
+++ b/docs/developpement/phases/word/PHASE_15_EXPORT_POUR_LEXPERT_COMPTABLE.docx
@@ -20,7 +20,7 @@
       <w:r>
         <w:t xml:space="preserve">FlaiX Expert · dossier de développement · généré le 2026-10-25 depuis le dépôt </w:t>
       </w:r>
-      <w:hyperlink w:history="1" r:id="rIdy6uhaxg3iknbtj6q5i-hg">
+      <w:hyperlink w:history="1" r:id="rIdmwje5mixrepcio6t-opnv">
         <w:r>
           <w:rPr>
             <w:rStyle w:val="Hyperlink"/>
@@ -578,7 +578,7 @@
           <w:numId w:val="2"/>
         </w:numPr>
       </w:pPr>
-      <w:hyperlink w:history="1" r:id="rIdz1uw-jr55zxkh_wgffzm9">
+      <w:hyperlink w:history="1" r:id="rIdq_8d5-tw2-n2zvsaqjljq">
         <w:r>
           <w:rPr>
             <w:rStyle w:val="Hyperlink"/>
@@ -598,7 +598,7 @@
           <w:numId w:val="2"/>
         </w:numPr>
       </w:pPr>
-      <w:hyperlink w:history="1" r:id="rIdzywrpd14ql3dmizsuqexk">
+      <w:hyperlink w:history="1" r:id="rIdem5nc9foxdyll83noeyml">
         <w:r>
           <w:rPr>
             <w:rStyle w:val="Hyperlink"/>
@@ -646,7 +646,7 @@
       <w:r>
         <w:t xml:space="preserve"> — créé — </w:t>
       </w:r>
-      <w:hyperlink w:history="1" r:id="rIdu_fc8wwa4gpbdwbace0b6">
+      <w:hyperlink w:history="1" r:id="rIduxv-ovdzn-8lp1tv8axpj">
         <w:r>
           <w:rPr>
             <w:rStyle w:val="Hyperlink"/>
@@ -683,7 +683,7 @@
       <w:r>
         <w:t xml:space="preserve"> — créé — </w:t>
       </w:r>
-      <w:hyperlink w:history="1" r:id="rId1hckdx5svldqrdhfq_byt">
+      <w:hyperlink w:history="1" r:id="rIdomgxk51j8teeifiyjtcxv">
         <w:r>
           <w:rPr>
             <w:rStyle w:val="Hyperlink"/>
@@ -712,7 +712,7 @@
       <w:r>
         <w:t xml:space="preserve"> — créé — </w:t>
       </w:r>
-      <w:hyperlink w:history="1" r:id="rIdxy9gqj789zlcyczo9dzij">
+      <w:hyperlink w:history="1" r:id="rIdsiblo5tvh5tdo6ue2zgd9">
         <w:r>
           <w:rPr>
             <w:rStyle w:val="Hyperlink"/>
@@ -749,7 +749,7 @@
       <w:r>
         <w:t xml:space="preserve"> — créé — </w:t>
       </w:r>
-      <w:hyperlink w:history="1" r:id="rIdt6tnymwp0kok3evsyzszj">
+      <w:hyperlink w:history="1" r:id="rIdojz7ydr1ts7zcts4s_xuv">
         <w:r>
           <w:rPr>
             <w:rStyle w:val="Hyperlink"/>
@@ -778,7 +778,7 @@
       <w:r>
         <w:t xml:space="preserve"> — modifié — </w:t>
       </w:r>
-      <w:hyperlink w:history="1" r:id="rIdvwnv-otmsnec7bw_3d5hy">
+      <w:hyperlink w:history="1" r:id="rId444qflzp-v17nxtoogsor">
         <w:r>
           <w:rPr>
             <w:rStyle w:val="Hyperlink"/>
@@ -807,7 +807,7 @@
       <w:r>
         <w:t xml:space="preserve"> — modifié — </w:t>
       </w:r>
-      <w:hyperlink w:history="1" r:id="rId87-l8_-ymr5i5y9ek9ogz">
+      <w:hyperlink w:history="1" r:id="rIdnucjbrz94wgyctyobqght">
         <w:r>
           <w:rPr>
             <w:rStyle w:val="Hyperlink"/>
@@ -844,7 +844,7 @@
       <w:r>
         <w:t xml:space="preserve"> — créé — </w:t>
       </w:r>
-      <w:hyperlink w:history="1" r:id="rIdgvcbacithhnbuvcediftq">
+      <w:hyperlink w:history="1" r:id="rIdr9b3me4q2ixvsyz1fblhr">
         <w:r>
           <w:rPr>
             <w:rStyle w:val="Hyperlink"/>
@@ -873,7 +873,7 @@
       <w:r>
         <w:t xml:space="preserve"> — modifié — </w:t>
       </w:r>
-      <w:hyperlink w:history="1" r:id="rIdyzuveprxlnpvupf7cignj">
+      <w:hyperlink w:history="1" r:id="rId2wj8a9fphaskrfhrv5uy6">
         <w:r>
           <w:rPr>
             <w:rStyle w:val="Hyperlink"/>
@@ -910,7 +910,7 @@
       <w:r>
         <w:t xml:space="preserve"> — modifié — </w:t>
       </w:r>
-      <w:hyperlink w:history="1" r:id="rIdcpm8gjsht6lexsev9cmdd">
+      <w:hyperlink w:history="1" r:id="rId0gasmn0q5umnwlyo8rnjg">
         <w:r>
           <w:rPr>
             <w:rStyle w:val="Hyperlink"/>
@@ -939,7 +939,7 @@
       <w:r>
         <w:t xml:space="preserve"> — modifié — </w:t>
       </w:r>
-      <w:hyperlink w:history="1" r:id="rIdwubc8blnbhcehzbsxeg8a">
+      <w:hyperlink w:history="1" r:id="rIdg1qo1c8erdaljixmusqd_">
         <w:r>
           <w:rPr>
             <w:rStyle w:val="Hyperlink"/>
@@ -968,7 +968,7 @@
       <w:r>
         <w:t xml:space="preserve"> — créé — </w:t>
       </w:r>
-      <w:hyperlink w:history="1" r:id="rId7vxv2begdjlervw9-fup3">
+      <w:hyperlink w:history="1" r:id="rIdimeenjyl2vum8ux-rimbj">
         <w:r>
           <w:rPr>
             <w:rStyle w:val="Hyperlink"/>
@@ -1005,7 +1005,7 @@
       <w:r>
         <w:t xml:space="preserve"> — modifié — </w:t>
       </w:r>
-      <w:hyperlink w:history="1" r:id="rIdacxjkrgrlpmkav8pjfzns">
+      <w:hyperlink w:history="1" r:id="rId5chplakj6ydbg_lymol59">
         <w:r>
           <w:rPr>
             <w:rStyle w:val="Hyperlink"/>
@@ -1034,7 +1034,7 @@
       <w:r>
         <w:t xml:space="preserve"> — modifié — </w:t>
       </w:r>
-      <w:hyperlink w:history="1" r:id="rIdvorklmaifkad6rjs8obuz">
+      <w:hyperlink w:history="1" r:id="rIdku9oz4nfsxycwank4ahdf">
         <w:r>
           <w:rPr>
             <w:rStyle w:val="Hyperlink"/>
@@ -1063,7 +1063,7 @@
       <w:r>
         <w:t xml:space="preserve"> — modifié — </w:t>
       </w:r>
-      <w:hyperlink w:history="1" r:id="rId4he0el-wtgq-q9ea-63oj">
+      <w:hyperlink w:history="1" r:id="rIdijwdxgklqduiailadhzpd">
         <w:r>
           <w:rPr>
             <w:rStyle w:val="Hyperlink"/>
